--- a/docs/plan/SoTay_ThucHien_ITMonitor_SaaS.docx
+++ b/docs/plan/SoTay_ThucHien_ITMonitor_SaaS.docx
@@ -1363,7 +1363,7 @@
                 <w:rFonts w:ascii="Consolas" w:hAnsi="Consolas" w:eastAsia="Consolas" w:cs="Consolas"/>
                 <w:sz w:val="21"/>
               </w:rPr>
-              <w:t>D:\Platform</w:t>
+              <w:t>D:\ITSupportPlatform</w:t>
             </w:r>
             <w:r>
               <w:t>.</w:t>
@@ -2466,7 +2466,7 @@
           <w:rFonts w:ascii="Consolas" w:hAnsi="Consolas" w:eastAsia="Consolas" w:cs="Consolas"/>
           <w:sz w:val="21"/>
         </w:rPr>
-        <w:t>D:\Platform</w:t>
+        <w:t>D:\ITSupportPlatform</w:t>
       </w:r>
       <w:r>
         <w:t>, dự án cũ chỉ đọc (G10 của tài liệu Lộ trình).</w:t>
@@ -4116,7 +4116,7 @@
           <w:rFonts w:ascii="Consolas" w:hAnsi="Consolas" w:eastAsia="Consolas" w:cs="Consolas"/>
           <w:sz w:val="21"/>
         </w:rPr>
-        <w:t>D:\PlatformSecrets</w:t>
+        <w:t>D:\ITSupportPlatformSecrets</w:t>
       </w:r>
       <w:r>
         <w:t xml:space="preserve">. Chuột phải → </w:t>
@@ -4310,7 +4310,7 @@
         <w:shd w:val="clear" w:color="auto" w:fill="EEF3F1"/>
       </w:pPr>
       <w:r>
-        <w:t>$S = 'D:\PlatformSecrets'; $W = 'D:\Backup\baseline'; New-Item -ItemType Directory -Force $W | Out-Null</w:t>
+        <w:t>$S = 'D:\ITSupportPlatformSecrets'; $W = 'D:\Backup\baseline'; New-Item -ItemType Directory -Force $W | Out-Null</w:t>
       </w:r>
     </w:p>
     <w:p>
@@ -5611,7 +5611,7 @@
           <w:rFonts w:ascii="Consolas" w:hAnsi="Consolas" w:eastAsia="Consolas" w:cs="Consolas"/>
           <w:sz w:val="21"/>
         </w:rPr>
-        <w:t>D:\Platform</w:t>
+        <w:t>D:\ITSupportPlatform</w:t>
       </w:r>
       <w:r>
         <w:t>.</w:t>
@@ -5651,7 +5651,7 @@
           <w:rFonts w:ascii="Consolas" w:hAnsi="Consolas" w:eastAsia="Consolas" w:cs="Consolas"/>
           <w:sz w:val="21"/>
         </w:rPr>
-        <w:t>D:\Platform</w:t>
+        <w:t>D:\ITSupportPlatform</w:t>
       </w:r>
       <w:r>
         <w:t xml:space="preserve"> (repo ở bước 2.1 sẽ clone vào đây; nếu thư mục đã có nội dung thì clone vào </w:t>
@@ -5661,7 +5661,7 @@
           <w:rFonts w:ascii="Consolas" w:hAnsi="Consolas" w:eastAsia="Consolas" w:cs="Consolas"/>
           <w:sz w:val="21"/>
         </w:rPr>
-        <w:t>D:\Platform\repo</w:t>
+        <w:t>D:\ITSupportPlatform\repo</w:t>
       </w:r>
       <w:r>
         <w:t xml:space="preserve"> và mở Claude Code tại đó).</w:t>
@@ -5686,7 +5686,7 @@
           <w:rFonts w:ascii="Consolas" w:hAnsi="Consolas" w:eastAsia="Consolas" w:cs="Consolas"/>
           <w:sz w:val="21"/>
         </w:rPr>
-        <w:t>D:\Platform</w:t>
+        <w:t>D:\ITSupportPlatform</w:t>
       </w:r>
       <w:r>
         <w:t xml:space="preserve"> → mở Claude Code.</w:t>
@@ -5818,7 +5818,7 @@
           <w:rFonts w:ascii="Consolas" w:hAnsi="Consolas" w:eastAsia="Consolas" w:cs="Consolas"/>
           <w:sz w:val="21"/>
         </w:rPr>
-        <w:t>D:\Platform</w:t>
+        <w:t>D:\ITSupportPlatform</w:t>
       </w:r>
       <w:r>
         <w:t xml:space="preserve"> bằng khối "CLAUDE.md" (mục K của tài liệu Lộ trình). Tệp này nêu rõ danh sách nguồn chỉ đọc và quy tắc viết lại.</w:t>
@@ -8524,7 +8524,7 @@
           <w:rFonts w:ascii="Consolas" w:hAnsi="Consolas" w:eastAsia="Consolas" w:cs="Consolas"/>
           <w:sz w:val="21"/>
         </w:rPr>
-        <w:t>D:\PlatformSecrets\mongodump.yaml</w:t>
+        <w:t>D:\ITSupportPlatformSecrets\mongodump.yaml</w:t>
       </w:r>
       <w:r>
         <w:t xml:space="preserve"> (thư mục đã khoá quyền): </w:t>
@@ -8607,7 +8607,7 @@
         <w:shd w:val="clear" w:color="auto" w:fill="EEF3F1"/>
       </w:pPr>
       <w:r>
-        <w:t>&amp; $dump.FullName --config 'D:\PlatformSecrets\mongodump.yaml' --readPreference secondary --gzip --archive="$dst\itm_$day.gz"</w:t>
+        <w:t>&amp; $dump.FullName --config 'D:\ITSupportPlatformSecrets\mongodump.yaml' --readPreference secondary --gzip --archive="$dst\itm_$day.gz"</w:t>
       </w:r>
     </w:p>
     <w:p>
@@ -9019,7 +9019,7 @@
           <w:rFonts w:ascii="Consolas" w:hAnsi="Consolas" w:eastAsia="Consolas" w:cs="Consolas"/>
           <w:sz w:val="21"/>
         </w:rPr>
-        <w:t>D:\Platform</w:t>
+        <w:t>D:\ITSupportPlatform</w:t>
       </w:r>
       <w:r>
         <w:t xml:space="preserve">, </w:t>
@@ -9029,7 +9029,7 @@
           <w:rFonts w:ascii="Consolas" w:hAnsi="Consolas" w:eastAsia="Consolas" w:cs="Consolas"/>
           <w:sz w:val="21"/>
         </w:rPr>
-        <w:t>D:\PlatformData</w:t>
+        <w:t>D:\ITSupportPlatformData</w:t>
       </w:r>
       <w:r>
         <w:t xml:space="preserve">, </w:t>
@@ -9039,7 +9039,7 @@
           <w:rFonts w:ascii="Consolas" w:hAnsi="Consolas" w:eastAsia="Consolas" w:cs="Consolas"/>
           <w:sz w:val="21"/>
         </w:rPr>
-        <w:t>D:\Platform\logs</w:t>
+        <w:t>D:\ITSupportPlatform\logs</w:t>
       </w:r>
       <w:r>
         <w:t xml:space="preserve">; chép </w:t>
@@ -9690,7 +9690,7 @@
           <w:rFonts w:ascii="Consolas" w:hAnsi="Consolas" w:eastAsia="Consolas" w:cs="Consolas"/>
           <w:sz w:val="21"/>
         </w:rPr>
-        <w:t>D:\Platform</w:t>
+        <w:t>D:\ITSupportPlatform</w:t>
       </w:r>
       <w:r>
         <w:t xml:space="preserve"> → </w:t>
@@ -9828,7 +9828,7 @@
           <w:rFonts w:ascii="Consolas" w:hAnsi="Consolas" w:eastAsia="Consolas" w:cs="Consolas"/>
           <w:sz w:val="21"/>
         </w:rPr>
-        <w:t>D:\Platform</w:t>
+        <w:t>D:\ITSupportPlatform</w:t>
       </w:r>
       <w:r>
         <w:t xml:space="preserve">: </w:t>
@@ -10303,7 +10303,7 @@
         <w:shd w:val="clear" w:color="auto" w:fill="EEF3F1"/>
       </w:pPr>
       <w:r>
-        <w:t>cd D:\Platform</w:t>
+        <w:t>cd D:\ITSupportPlatform</w:t>
       </w:r>
     </w:p>
     <w:p>
@@ -10580,7 +10580,7 @@
           <w:rFonts w:ascii="Consolas" w:hAnsi="Consolas" w:eastAsia="Consolas" w:cs="Consolas"/>
           <w:sz w:val="21"/>
         </w:rPr>
-        <w:t>D:\PlatformSecrets\core.env</w:t>
+        <w:t>D:\ITSupportPlatformSecrets\core.env</w:t>
       </w:r>
       <w:r>
         <w:t xml:space="preserve"> (thư mục đã khoá quyền ở bước 0.7): </w:t>
@@ -10623,7 +10623,7 @@
         <w:shd w:val="clear" w:color="auto" w:fill="EEF3F1"/>
       </w:pPr>
       <w:r>
-        <w:t>CORE_SIGNING_KEY=D:\PlatformSecrets\core_ed25519.pem</w:t>
+        <w:t>CORE_SIGNING_KEY=D:\ITSupportPlatformSecrets\core_ed25519.pem</w:t>
       </w:r>
     </w:p>
     <w:p>
@@ -13413,7 +13413,7 @@
           <w:rFonts w:ascii="Consolas" w:hAnsi="Consolas" w:eastAsia="Consolas" w:cs="Consolas"/>
           <w:sz w:val="21"/>
         </w:rPr>
-        <w:t>D:\Platform</w:t>
+        <w:t>D:\ITSupportPlatform</w:t>
       </w:r>
       <w:r>
         <w:t xml:space="preserve">, </w:t>
@@ -13423,7 +13423,7 @@
           <w:rFonts w:ascii="Consolas" w:hAnsi="Consolas" w:eastAsia="Consolas" w:cs="Consolas"/>
           <w:sz w:val="21"/>
         </w:rPr>
-        <w:t>cd D:\Platform\platform-core</w:t>
+        <w:t>cd D:\ITSupportPlatform\platform-core</w:t>
       </w:r>
       <w:r>
         <w:t xml:space="preserve">, </w:t>
@@ -13492,7 +13492,7 @@
           <w:rFonts w:ascii="Consolas" w:hAnsi="Consolas" w:eastAsia="Consolas" w:cs="Consolas"/>
           <w:sz w:val="21"/>
         </w:rPr>
-        <w:t>D:\Platform\platform-core\.venv\Scripts\python.exe</w:t>
+        <w:t>D:\ITSupportPlatform\platform-core\.venv\Scripts\python.exe</w:t>
       </w:r>
       <w:r>
         <w:t xml:space="preserve"> · Startup directory </w:t>
@@ -13502,7 +13502,7 @@
           <w:rFonts w:ascii="Consolas" w:hAnsi="Consolas" w:eastAsia="Consolas" w:cs="Consolas"/>
           <w:sz w:val="21"/>
         </w:rPr>
-        <w:t>D:\Platform\platform-core</w:t>
+        <w:t>D:\ITSupportPlatform\platform-core</w:t>
       </w:r>
       <w:r>
         <w:t xml:space="preserve"> · Arguments </w:t>
@@ -13607,7 +13607,7 @@
           <w:rFonts w:ascii="Consolas" w:hAnsi="Consolas" w:eastAsia="Consolas" w:cs="Consolas"/>
           <w:sz w:val="21"/>
         </w:rPr>
-        <w:t>D:\Platform\logs\core-out.log</w:t>
+        <w:t>D:\ITSupportPlatform\logs\core-out.log</w:t>
       </w:r>
       <w:r>
         <w:t xml:space="preserve"> · Error </w:t>
@@ -13617,7 +13617,7 @@
           <w:rFonts w:ascii="Consolas" w:hAnsi="Consolas" w:eastAsia="Consolas" w:cs="Consolas"/>
           <w:sz w:val="21"/>
         </w:rPr>
-        <w:t>D:\Platform\logs\core-err.log</w:t>
+        <w:t>D:\ITSupportPlatform\logs\core-err.log</w:t>
       </w:r>
       <w:r>
         <w:t>.</w:t>
@@ -13703,7 +13703,7 @@
           <w:rFonts w:ascii="Consolas" w:hAnsi="Consolas" w:eastAsia="Consolas" w:cs="Consolas"/>
           <w:sz w:val="21"/>
         </w:rPr>
-        <w:t>DOTENV_PATH=D:\PlatformSecrets\core.env</w:t>
+        <w:t>DOTENV_PATH=D:\ITSupportPlatformSecrets\core.env</w:t>
       </w:r>
       <w:r>
         <w:t xml:space="preserve">. Tab </w:t>
@@ -14846,7 +14846,7 @@
         <w:rPr>
           <w:b/>
         </w:rPr>
-        <w:t>3.2 Thu log thật của máy thử qua Caddy (1 ngày)</w:t>
+        <w:t>3.2 Thu log thật của máy thử qua Caddy — KHÔNG BẮT BUỘC</w:t>
       </w:r>
     </w:p>
     <w:p>
@@ -14889,7 +14889,7 @@
           <w:color w:val="5B6966"/>
           <w:sz w:val="21"/>
         </w:rPr>
-        <w:t>1 ngày</w:t>
+        <w:t>bỏ qua được</w:t>
       </w:r>
       <w:r>
         <w:rPr>
@@ -14934,10 +14934,223 @@
           <w:color w:val="5B6966"/>
           <w:sz w:val="23"/>
         </w:rPr>
-        <w:t xml:space="preserve">Mục đích: </w:t>
-      </w:r>
-      <w:r>
-        <w:t>Lấy User-Agent, đường dẫn, tần suất thật của agent (cần cho điều kiện canary ở 3.6) mà không ghi log của 888 máy còn lại.</w:t>
+        <w:t xml:space="preserve">Đã thay bằng: </w:t>
+      </w:r>
+      <w:r>
+        <w:t xml:space="preserve">Đọc toàn bộ mã agent 2.7.5.3 (chỉ đọc, 02/10/2026): agent chỉ gọi 19 đường dẫn ghi ở </w:t>
+      </w:r>
+      <w:r>
+        <w:rPr>
+          <w:rFonts w:ascii="Consolas" w:hAnsi="Consolas" w:eastAsia="Consolas" w:cs="Consolas"/>
+          <w:sz w:val="21"/>
+        </w:rPr>
+        <w:t>platform-core\tests\contract_v2\HOP_DONG.md</w:t>
+      </w:r>
+      <w:r>
+        <w:t xml:space="preserve"> mục A11, và tự gửi </w:t>
+      </w:r>
+      <w:r>
+        <w:rPr>
+          <w:rFonts w:ascii="Consolas" w:hAnsi="Consolas" w:eastAsia="Consolas" w:cs="Consolas"/>
+          <w:sz w:val="21"/>
+        </w:rPr>
+        <w:t>User-Agent: Mozilla/5.0</w:t>
+      </w:r>
+      <w:r>
+        <w:t xml:space="preserve"> ở </w:t>
+      </w:r>
+      <w:r>
+        <w:rPr>
+          <w:rFonts w:ascii="Consolas" w:hAnsi="Consolas" w:eastAsia="Consolas" w:cs="Consolas"/>
+          <w:sz w:val="21"/>
+        </w:rPr>
+        <w:t>/check_update</w:t>
+      </w:r>
+      <w:r>
+        <w:t xml:space="preserve">, </w:t>
+      </w:r>
+      <w:r>
+        <w:rPr>
+          <w:rFonts w:ascii="Consolas" w:hAnsi="Consolas" w:eastAsia="Consolas" w:cs="Consolas"/>
+          <w:sz w:val="21"/>
+        </w:rPr>
+        <w:t>/download_setup</w:t>
+      </w:r>
+      <w:r>
+        <w:t xml:space="preserve">. Điều kiện canary (3.6) lọc theo </w:t>
+      </w:r>
+      <w:r>
+        <w:rPr>
+          <w:b/>
+        </w:rPr>
+        <w:t>IP + đường dẫn</w:t>
+      </w:r>
+      <w:r>
+        <w:t xml:space="preserve"> nên không cần biết User-Agent. Bỏ bước này là bớt một lần sửa Caddy.</w:t>
+      </w:r>
+    </w:p>
+    <w:p>
+      <w:pPr>
+        <w:spacing w:after="40"/>
+        <w:ind w:left="425"/>
+      </w:pPr>
+      <w:r>
+        <w:rPr>
+          <w:b/>
+          <w:color w:val="5B6966"/>
+          <w:sz w:val="23"/>
+        </w:rPr>
+        <w:t xml:space="preserve">Chỉ làm khi: </w:t>
+      </w:r>
+      <w:r>
+        <w:t xml:space="preserve">Máy thử chạy agent khác 2.7.5.3, hoặc ở 3.6 thấy máy thử vẫn gọi đường dẫn lạ về hub cũ. Khi đó sao lưu </w:t>
+      </w:r>
+      <w:r>
+        <w:rPr>
+          <w:rFonts w:ascii="Consolas" w:hAnsi="Consolas" w:eastAsia="Consolas" w:cs="Consolas"/>
+          <w:sz w:val="21"/>
+        </w:rPr>
+        <w:t>Caddyfile</w:t>
+      </w:r>
+      <w:r>
+        <w:t xml:space="preserve">, trong khối </w:t>
+      </w:r>
+      <w:r>
+        <w:rPr>
+          <w:rFonts w:ascii="Consolas" w:hAnsi="Consolas" w:eastAsia="Consolas" w:cs="Consolas"/>
+          <w:sz w:val="21"/>
+        </w:rPr>
+        <w:t>:5443</w:t>
+      </w:r>
+      <w:r>
+        <w:t xml:space="preserve"> thêm (thay IP máy thử), validate → reload, 1 ngày sau gỡ: </w:t>
+      </w:r>
+    </w:p>
+    <w:p>
+      <w:pPr>
+        <w:pStyle w:val="CodeBlock"/>
+        <w:ind w:left="539"/>
+        <w:shd w:val="clear" w:color="auto" w:fill="EEF3F1"/>
+      </w:pPr>
+      <w:r>
+        <w:t>@khong_phai_may_thu not client_ip 10.21.30.250/32</w:t>
+      </w:r>
+    </w:p>
+    <w:p>
+      <w:pPr>
+        <w:pStyle w:val="CodeBlock"/>
+        <w:ind w:left="539"/>
+        <w:shd w:val="clear" w:color="auto" w:fill="EEF3F1"/>
+      </w:pPr>
+      <w:r>
+        <w:t>log_skip @khong_phai_may_thu</w:t>
+      </w:r>
+    </w:p>
+    <w:p>
+      <w:pPr>
+        <w:pStyle w:val="CodeBlock"/>
+        <w:ind w:left="539"/>
+        <w:shd w:val="clear" w:color="auto" w:fill="EEF3F1"/>
+      </w:pPr>
+      <w:r>
+        <w:t>log {</w:t>
+      </w:r>
+    </w:p>
+    <w:p>
+      <w:pPr>
+        <w:pStyle w:val="CodeBlock"/>
+        <w:ind w:left="539"/>
+        <w:shd w:val="clear" w:color="auto" w:fill="EEF3F1"/>
+      </w:pPr>
+      <w:r>
+        <w:t xml:space="preserve">    output file D:\Caddy\capture_maythu.log</w:t>
+      </w:r>
+    </w:p>
+    <w:p>
+      <w:pPr>
+        <w:pStyle w:val="CodeBlock"/>
+        <w:ind w:left="539"/>
+        <w:shd w:val="clear" w:color="auto" w:fill="EEF3F1"/>
+      </w:pPr>
+      <w:r>
+        <w:t xml:space="preserve">    format json</w:t>
+      </w:r>
+    </w:p>
+    <w:p>
+      <w:pPr>
+        <w:pStyle w:val="CodeBlock"/>
+        <w:ind w:left="539"/>
+        <w:shd w:val="clear" w:color="auto" w:fill="EEF3F1"/>
+      </w:pPr>
+      <w:r>
+        <w:t>}</w:t>
+      </w:r>
+    </w:p>
+    <w:p>
+      <w:pPr>
+        <w:spacing w:after="40"/>
+      </w:pPr>
+    </w:p>
+    <w:p>
+      <w:pPr>
+        <w:keepNext/>
+        <w:spacing w:before="160"/>
+      </w:pPr>
+      <w:r>
+        <w:rPr>
+          <w:b/>
+          <w:color w:val="0B6E5F"/>
+        </w:rPr>
+        <w:t xml:space="preserve">☐ </w:t>
+      </w:r>
+      <w:r>
+        <w:rPr>
+          <w:b/>
+        </w:rPr>
+        <w:t>3.3 Viết legacy_adapter</w:t>
+      </w:r>
+    </w:p>
+    <w:p>
+      <w:pPr>
+        <w:spacing w:after="40"/>
+        <w:ind w:left="425"/>
+      </w:pPr>
+      <w:r>
+        <w:rPr>
+          <w:color w:val="5B6966"/>
+          <w:sz w:val="21"/>
+        </w:rPr>
+        <w:t xml:space="preserve">Người làm: </w:t>
+      </w:r>
+      <w:r>
+        <w:rPr>
+          <w:b/>
+          <w:color w:val="5B6966"/>
+          <w:sz w:val="21"/>
+        </w:rPr>
+        <w:t>C</w:t>
+      </w:r>
+      <w:r>
+        <w:rPr>
+          <w:color w:val="5B6966"/>
+          <w:sz w:val="21"/>
+        </w:rPr>
+        <w:t xml:space="preserve"> · </w:t>
+      </w:r>
+      <w:r>
+        <w:rPr>
+          <w:color w:val="5B6966"/>
+          <w:sz w:val="21"/>
+        </w:rPr>
+        <w:t xml:space="preserve">Thời lượng: </w:t>
+      </w:r>
+      <w:r>
+        <w:rPr>
+          <w:b/>
+          <w:color w:val="5B6966"/>
+          <w:sz w:val="21"/>
+        </w:rPr>
+        <w:t>3 tuần</w:t>
       </w:r>
     </w:p>
     <w:p>
@@ -14967,24 +15180,14 @@
         <w:t xml:space="preserve">1. </w:t>
       </w:r>
       <w:r>
-        <w:t xml:space="preserve">Sao lưu: chép </w:t>
-      </w:r>
-      <w:r>
-        <w:rPr>
-          <w:rFonts w:ascii="Consolas" w:hAnsi="Consolas" w:eastAsia="Consolas" w:cs="Consolas"/>
-          <w:sz w:val="21"/>
-        </w:rPr>
-        <w:t>D:\Caddy\Caddyfile</w:t>
-      </w:r>
-      <w:r>
-        <w:t xml:space="preserve"> thành </w:t>
-      </w:r>
-      <w:r>
-        <w:rPr>
-          <w:rFonts w:ascii="Consolas" w:hAnsi="Consolas" w:eastAsia="Consolas" w:cs="Consolas"/>
-          <w:sz w:val="21"/>
-        </w:rPr>
-        <w:t>Caddyfile.bak-&lt;ngày&gt;-log</w:t>
+        <w:t xml:space="preserve">Cấu trúc: </w:t>
+      </w:r>
+      <w:r>
+        <w:rPr>
+          <w:rFonts w:ascii="Consolas" w:hAnsi="Consolas" w:eastAsia="Consolas" w:cs="Consolas"/>
+          <w:sz w:val="21"/>
+        </w:rPr>
+        <w:t>app/legacy_adapter/{http_routes.py, socket_handlers.py, mapping.py, update_gate.py, results.py}</w:t>
       </w:r>
       <w:r>
         <w:t>.</w:t>
@@ -15002,7 +15205,911 @@
         <w:t xml:space="preserve">2. </w:t>
       </w:r>
       <w:r>
-        <w:t xml:space="preserve">Trong khối site </w:t>
+        <w:rPr>
+          <w:b/>
+        </w:rPr>
+        <w:t>Gắn tổ chức:</w:t>
+      </w:r>
+      <w:r>
+        <w:t xml:space="preserve"> mọi request v2 thuộc tổ chức trong setting </w:t>
+      </w:r>
+      <w:r>
+        <w:rPr>
+          <w:rFonts w:ascii="Consolas" w:hAnsi="Consolas" w:eastAsia="Consolas" w:cs="Consolas"/>
+          <w:sz w:val="21"/>
+        </w:rPr>
+        <w:t>legacy.tenant_code</w:t>
+      </w:r>
+      <w:r>
+        <w:t xml:space="preserve"> (= PHENIKAA). Chỉ nhận từ dải IP trong </w:t>
+      </w:r>
+      <w:r>
+        <w:rPr>
+          <w:rFonts w:ascii="Consolas" w:hAnsi="Consolas" w:eastAsia="Consolas" w:cs="Consolas"/>
+          <w:sz w:val="21"/>
+        </w:rPr>
+        <w:t>legacy.allowed_cidrs</w:t>
+      </w:r>
+      <w:r>
+        <w:t xml:space="preserve"> (giao thức v2 không có xác thực agent).</w:t>
+      </w:r>
+    </w:p>
+    <w:p>
+      <w:pPr>
+        <w:ind w:left="1276" w:hanging="340"/>
+      </w:pPr>
+      <w:r>
+        <w:rPr>
+          <w:b/>
+          <w:color w:val="0B6E5F"/>
+        </w:rPr>
+        <w:t xml:space="preserve">3. </w:t>
+      </w:r>
+      <w:r>
+        <w:rPr>
+          <w:b/>
+        </w:rPr>
+        <w:t xml:space="preserve">Nhịp tim </w:t>
+      </w:r>
+      <w:r>
+        <w:rPr>
+          <w:rFonts w:ascii="Consolas" w:hAnsi="Consolas" w:eastAsia="Consolas" w:cs="Consolas"/>
+          <w:b/>
+          <w:sz w:val="21"/>
+        </w:rPr>
+        <w:t>/update</w:t>
+      </w:r>
+      <w:r>
+        <w:rPr>
+          <w:b/>
+        </w:rPr>
+        <w:t>:</w:t>
+      </w:r>
+      <w:r>
+        <w:t xml:space="preserve"> cập nhật RAM online (G4), ghi </w:t>
+      </w:r>
+      <w:r>
+        <w:rPr>
+          <w:rFonts w:ascii="Consolas" w:hAnsi="Consolas" w:eastAsia="Consolas" w:cs="Consolas"/>
+          <w:sz w:val="21"/>
+        </w:rPr>
+        <w:t>computers</w:t>
+      </w:r>
+      <w:r>
+        <w:t xml:space="preserve"> khi đổi trạng thái hoặc 60 giây/lần; trả về </w:t>
+      </w:r>
+      <w:r>
+        <w:rPr>
+          <w:b/>
+        </w:rPr>
+        <w:t>đúng</w:t>
+      </w:r>
+      <w:r>
+        <w:t xml:space="preserve"> định dạng hub cũ (theo fixture). Phân giải phòng bằng một hàm duy nhất có cache, tôn trọng </w:t>
+      </w:r>
+      <w:r>
+        <w:rPr>
+          <w:rFonts w:ascii="Consolas" w:hAnsi="Consolas" w:eastAsia="Consolas" w:cs="Consolas"/>
+          <w:sz w:val="21"/>
+        </w:rPr>
+        <w:t>room_override</w:t>
+      </w:r>
+      <w:r>
+        <w:t>.</w:t>
+      </w:r>
+    </w:p>
+    <w:p>
+      <w:pPr>
+        <w:ind w:left="1276" w:hanging="340"/>
+      </w:pPr>
+      <w:r>
+        <w:rPr>
+          <w:b/>
+          <w:color w:val="0B6E5F"/>
+        </w:rPr>
+        <w:t xml:space="preserve">4. </w:t>
+      </w:r>
+      <w:r>
+        <w:rPr>
+          <w:b/>
+        </w:rPr>
+        <w:t>Socket:</w:t>
+      </w:r>
+      <w:r>
+        <w:t xml:space="preserve"> </w:t>
+      </w:r>
+      <w:r>
+        <w:rPr>
+          <w:rFonts w:ascii="Consolas" w:hAnsi="Consolas" w:eastAsia="Consolas" w:cs="Consolas"/>
+          <w:sz w:val="21"/>
+        </w:rPr>
+        <w:t>register</w:t>
+      </w:r>
+      <w:r>
+        <w:t xml:space="preserve"> → join room </w:t>
+      </w:r>
+      <w:r>
+        <w:rPr>
+          <w:rFonts w:ascii="Consolas" w:hAnsi="Consolas" w:eastAsia="Consolas" w:cs="Consolas"/>
+          <w:sz w:val="21"/>
+        </w:rPr>
+        <w:t>host_&lt;HOSTNAME&gt;</w:t>
+      </w:r>
+      <w:r>
+        <w:t xml:space="preserve"> + ghi map host → sid; </w:t>
+      </w:r>
+      <w:r>
+        <w:rPr>
+          <w:rFonts w:ascii="Consolas" w:hAnsi="Consolas" w:eastAsia="Consolas" w:cs="Consolas"/>
+          <w:sz w:val="21"/>
+        </w:rPr>
+        <w:t>disconnect</w:t>
+      </w:r>
+      <w:r>
+        <w:t xml:space="preserve"> → đánh offline ngay; </w:t>
+      </w:r>
+      <w:r>
+        <w:rPr>
+          <w:rFonts w:ascii="Consolas" w:hAnsi="Consolas" w:eastAsia="Consolas" w:cs="Consolas"/>
+          <w:sz w:val="21"/>
+        </w:rPr>
+        <w:t>cmd_ack</w:t>
+      </w:r>
+      <w:r>
+        <w:t xml:space="preserve"> → xoá khỏi danh sách chờ.</w:t>
+      </w:r>
+    </w:p>
+    <w:p>
+      <w:pPr>
+        <w:ind w:left="1276" w:hanging="340"/>
+      </w:pPr>
+      <w:r>
+        <w:rPr>
+          <w:b/>
+          <w:color w:val="0B6E5F"/>
+        </w:rPr>
+        <w:t xml:space="preserve">5. </w:t>
+      </w:r>
+      <w:r>
+        <w:rPr>
+          <w:b/>
+        </w:rPr>
+        <w:t>Gửi lệnh:</w:t>
+      </w:r>
+      <w:r>
+        <w:t xml:space="preserve"> </w:t>
+      </w:r>
+      <w:r>
+        <w:rPr>
+          <w:rFonts w:ascii="Consolas" w:hAnsi="Consolas" w:eastAsia="Consolas" w:cs="Consolas"/>
+          <w:sz w:val="21"/>
+        </w:rPr>
+        <w:t>dispatch(host, payload)</w:t>
+      </w:r>
+      <w:r>
+        <w:t xml:space="preserve"> gắn </w:t>
+      </w:r>
+      <w:r>
+        <w:rPr>
+          <w:rFonts w:ascii="Consolas" w:hAnsi="Consolas" w:eastAsia="Consolas" w:cs="Consolas"/>
+          <w:sz w:val="21"/>
+        </w:rPr>
+        <w:t>command_id</w:t>
+      </w:r>
+      <w:r>
+        <w:t xml:space="preserve">, theo dõi ACK, gửi lại tối đa 3 lần; máy không có socket thì </w:t>
+      </w:r>
+      <w:r>
+        <w:rPr>
+          <w:b/>
+        </w:rPr>
+        <w:t>không broadcast</w:t>
+      </w:r>
+      <w:r>
+        <w:t>, trả lỗi "máy không còn kênh lệnh".</w:t>
+      </w:r>
+    </w:p>
+    <w:p>
+      <w:pPr>
+        <w:ind w:left="1276" w:hanging="340"/>
+      </w:pPr>
+      <w:r>
+        <w:rPr>
+          <w:b/>
+          <w:color w:val="0B6E5F"/>
+        </w:rPr>
+        <w:t xml:space="preserve">6. </w:t>
+      </w:r>
+      <w:r>
+        <w:rPr>
+          <w:b/>
+        </w:rPr>
+        <w:t>Kết quả bất đồng bộ</w:t>
+      </w:r>
+      <w:r>
+        <w:t xml:space="preserve"> (</w:t>
+      </w:r>
+      <w:r>
+        <w:rPr>
+          <w:rFonts w:ascii="Consolas" w:hAnsi="Consolas" w:eastAsia="Consolas" w:cs="Consolas"/>
+          <w:sz w:val="21"/>
+        </w:rPr>
+        <w:t>ps_bulk_result</w:t>
+      </w:r>
+      <w:r>
+        <w:t>, kết quả đăng nhập/terminal): lưu theo token trong MongoDB (không để RAM), phát realtime tới Desktop, có API poll.</w:t>
+      </w:r>
+    </w:p>
+    <w:p>
+      <w:pPr>
+        <w:ind w:left="1276" w:hanging="340"/>
+      </w:pPr>
+      <w:r>
+        <w:rPr>
+          <w:b/>
+          <w:color w:val="0B6E5F"/>
+        </w:rPr>
+        <w:t xml:space="preserve">7. </w:t>
+      </w:r>
+      <w:r>
+        <w:rPr>
+          <w:b/>
+        </w:rPr>
+        <w:t>Định danh phần cứng:</w:t>
+      </w:r>
+      <w:r>
+        <w:t xml:space="preserve"> bỏ qua serial rác (</w:t>
+      </w:r>
+      <w:r>
+        <w:rPr>
+          <w:rFonts w:ascii="Consolas" w:hAnsi="Consolas" w:eastAsia="Consolas" w:cs="Consolas"/>
+          <w:sz w:val="21"/>
+        </w:rPr>
+        <w:t>N/A</w:t>
+      </w:r>
+      <w:r>
+        <w:t xml:space="preserve">, </w:t>
+      </w:r>
+      <w:r>
+        <w:rPr>
+          <w:rFonts w:ascii="Consolas" w:hAnsi="Consolas" w:eastAsia="Consolas" w:cs="Consolas"/>
+          <w:sz w:val="21"/>
+        </w:rPr>
+        <w:t>...</w:t>
+      </w:r>
+      <w:r>
+        <w:t xml:space="preserve">, dài dưới 5 ký tự); trùng phần cứng thì ghi </w:t>
+      </w:r>
+      <w:r>
+        <w:rPr>
+          <w:rFonts w:ascii="Consolas" w:hAnsi="Consolas" w:eastAsia="Consolas" w:cs="Consolas"/>
+          <w:sz w:val="21"/>
+        </w:rPr>
+        <w:t>machine_events</w:t>
+      </w:r>
+      <w:r>
+        <w:t xml:space="preserve">, </w:t>
+      </w:r>
+      <w:r>
+        <w:rPr>
+          <w:b/>
+        </w:rPr>
+        <w:t>không xoá máy</w:t>
+      </w:r>
+      <w:r>
+        <w:t>.</w:t>
+      </w:r>
+    </w:p>
+    <w:p>
+      <w:pPr>
+        <w:spacing w:after="40"/>
+        <w:ind w:left="425"/>
+      </w:pPr>
+      <w:r>
+        <w:rPr>
+          <w:b/>
+          <w:color w:val="5B6966"/>
+          <w:sz w:val="23"/>
+        </w:rPr>
+        <w:t xml:space="preserve">Kiểm tra đạt: </w:t>
+      </w:r>
+      <w:r>
+        <w:t xml:space="preserve">Toàn bộ test </w:t>
+      </w:r>
+      <w:r>
+        <w:rPr>
+          <w:rFonts w:ascii="Consolas" w:hAnsi="Consolas" w:eastAsia="Consolas" w:cs="Consolas"/>
+          <w:sz w:val="21"/>
+        </w:rPr>
+        <w:t>contract_v2</w:t>
+      </w:r>
+      <w:r>
+        <w:t xml:space="preserve"> xanh; test tải giả lập 900 agent gửi nhịp tim mỗi 2 giây trong 30 phút: CPU Core dưới 50%, không rò bộ nhớ.</w:t>
+      </w:r>
+    </w:p>
+    <w:p>
+      <w:pPr>
+        <w:keepNext/>
+        <w:spacing w:before="160"/>
+      </w:pPr>
+      <w:r>
+        <w:rPr>
+          <w:b/>
+          <w:color w:val="0B6E5F"/>
+        </w:rPr>
+        <w:t xml:space="preserve">☐ </w:t>
+      </w:r>
+      <w:r>
+        <w:rPr>
+          <w:b/>
+        </w:rPr>
+        <w:t>3.4 Cập nhật agent cũ phục vụ từ Core</w:t>
+      </w:r>
+    </w:p>
+    <w:p>
+      <w:pPr>
+        <w:spacing w:after="40"/>
+        <w:ind w:left="425"/>
+      </w:pPr>
+      <w:r>
+        <w:rPr>
+          <w:color w:val="5B6966"/>
+          <w:sz w:val="21"/>
+        </w:rPr>
+        <w:t xml:space="preserve">Người làm: </w:t>
+      </w:r>
+      <w:r>
+        <w:rPr>
+          <w:b/>
+          <w:color w:val="5B6966"/>
+          <w:sz w:val="21"/>
+        </w:rPr>
+        <w:t>C</w:t>
+      </w:r>
+      <w:r>
+        <w:rPr>
+          <w:color w:val="5B6966"/>
+          <w:sz w:val="21"/>
+        </w:rPr>
+        <w:t xml:space="preserve">, </w:t>
+      </w:r>
+      <w:r>
+        <w:rPr>
+          <w:b/>
+          <w:color w:val="5B6966"/>
+          <w:sz w:val="21"/>
+        </w:rPr>
+        <w:t>H</w:t>
+      </w:r>
+      <w:r>
+        <w:rPr>
+          <w:color w:val="5B6966"/>
+          <w:sz w:val="21"/>
+        </w:rPr>
+        <w:t xml:space="preserve"> · </w:t>
+      </w:r>
+      <w:r>
+        <w:rPr>
+          <w:color w:val="5B6966"/>
+          <w:sz w:val="21"/>
+        </w:rPr>
+        <w:t xml:space="preserve">Thời lượng: </w:t>
+      </w:r>
+      <w:r>
+        <w:rPr>
+          <w:b/>
+          <w:color w:val="5B6966"/>
+          <w:sz w:val="21"/>
+        </w:rPr>
+        <w:t>khi có bản agent mới</w:t>
+      </w:r>
+    </w:p>
+    <w:p>
+      <w:pPr>
+        <w:spacing w:after="40"/>
+        <w:ind w:left="425"/>
+      </w:pPr>
+      <w:r>
+        <w:rPr>
+          <w:b/>
+          <w:color w:val="5B6966"/>
+          <w:sz w:val="23"/>
+        </w:rPr>
+        <w:t xml:space="preserve">Đã có trong mã: </w:t>
+      </w:r>
+      <w:r>
+        <w:rPr>
+          <w:rFonts w:ascii="Consolas" w:hAnsi="Consolas" w:eastAsia="Consolas" w:cs="Consolas"/>
+          <w:sz w:val="21"/>
+        </w:rPr>
+        <w:t>app\legacy_adapter\update_gate.py</w:t>
+      </w:r>
+      <w:r>
+        <w:t xml:space="preserve">: </w:t>
+      </w:r>
+      <w:r>
+        <w:rPr>
+          <w:rFonts w:ascii="Consolas" w:hAnsi="Consolas" w:eastAsia="Consolas" w:cs="Consolas"/>
+          <w:sz w:val="21"/>
+        </w:rPr>
+        <w:t>/check_update</w:t>
+      </w:r>
+      <w:r>
+        <w:t xml:space="preserve"> mặc định trả </w:t>
+      </w:r>
+      <w:r>
+        <w:rPr>
+          <w:rFonts w:ascii="Consolas" w:hAnsi="Consolas" w:eastAsia="Consolas" w:cs="Consolas"/>
+          <w:sz w:val="21"/>
+        </w:rPr>
+        <w:t>{"version":"0.0.0.0","hash":"","size":0}</w:t>
+      </w:r>
+      <w:r>
+        <w:t xml:space="preserve">; chỉ mời cập nhật khi bộ cài khớp </w:t>
+      </w:r>
+      <w:r>
+        <w:rPr>
+          <w:rFonts w:ascii="Consolas" w:hAnsi="Consolas" w:eastAsia="Consolas" w:cs="Consolas"/>
+          <w:sz w:val="21"/>
+        </w:rPr>
+        <w:t>manifest.json</w:t>
+      </w:r>
+      <w:r>
+        <w:t xml:space="preserve"> (SHA-256 + size) VÀ máy lọt một cổng: </w:t>
+      </w:r>
+      <w:r>
+        <w:rPr>
+          <w:rFonts w:ascii="Consolas" w:hAnsi="Consolas" w:eastAsia="Consolas" w:cs="Consolas"/>
+          <w:sz w:val="21"/>
+        </w:rPr>
+        <w:t>update.all</w:t>
+      </w:r>
+      <w:r>
+        <w:t xml:space="preserve"> · </w:t>
+      </w:r>
+      <w:r>
+        <w:rPr>
+          <w:rFonts w:ascii="Consolas" w:hAnsi="Consolas" w:eastAsia="Consolas" w:cs="Consolas"/>
+          <w:sz w:val="21"/>
+        </w:rPr>
+        <w:t>update.hosts</w:t>
+      </w:r>
+      <w:r>
+        <w:t xml:space="preserve"> · </w:t>
+      </w:r>
+      <w:r>
+        <w:rPr>
+          <w:rFonts w:ascii="Consolas" w:hAnsi="Consolas" w:eastAsia="Consolas" w:cs="Consolas"/>
+          <w:sz w:val="21"/>
+        </w:rPr>
+        <w:t>update.rollout_rooms</w:t>
+      </w:r>
+      <w:r>
+        <w:t xml:space="preserve"> · </w:t>
+      </w:r>
+      <w:r>
+        <w:rPr>
+          <w:rFonts w:ascii="Consolas" w:hAnsi="Consolas" w:eastAsia="Consolas" w:cs="Consolas"/>
+          <w:sz w:val="21"/>
+        </w:rPr>
+        <w:t>update.rollout_percent</w:t>
+      </w:r>
+      <w:r>
+        <w:t xml:space="preserve">. Mặc định tắt hết. Đặt cổng bằng </w:t>
+      </w:r>
+      <w:r>
+        <w:rPr>
+          <w:rFonts w:ascii="Consolas" w:hAnsi="Consolas" w:eastAsia="Consolas" w:cs="Consolas"/>
+          <w:sz w:val="21"/>
+        </w:rPr>
+        <w:t>PUT /api/legacy/update_gate</w:t>
+      </w:r>
+      <w:r>
+        <w:t xml:space="preserve"> (quyền </w:t>
+      </w:r>
+      <w:r>
+        <w:rPr>
+          <w:rFonts w:ascii="Consolas" w:hAnsi="Consolas" w:eastAsia="Consolas" w:cs="Consolas"/>
+          <w:sz w:val="21"/>
+        </w:rPr>
+        <w:t>agent.update</w:t>
+      </w:r>
+      <w:r>
+        <w:t>).</w:t>
+      </w:r>
+    </w:p>
+    <w:p>
+      <w:pPr>
+        <w:keepNext/>
+        <w:spacing w:after="40"/>
+        <w:ind w:left="425"/>
+      </w:pPr>
+      <w:r>
+        <w:rPr>
+          <w:b/>
+          <w:color w:val="5B6966"/>
+          <w:sz w:val="23"/>
+        </w:rPr>
+        <w:t xml:space="preserve">Thao tác: </w:t>
+      </w:r>
+    </w:p>
+    <w:p>
+      <w:pPr>
+        <w:ind w:left="1276" w:hanging="340"/>
+      </w:pPr>
+      <w:r>
+        <w:rPr>
+          <w:b/>
+          <w:color w:val="0B6E5F"/>
+        </w:rPr>
+        <w:t xml:space="preserve">1. </w:t>
+      </w:r>
+      <w:r>
+        <w:t xml:space="preserve">Chỉ khi phát hành bản agent </w:t>
+      </w:r>
+      <w:r>
+        <w:rPr>
+          <w:b/>
+        </w:rPr>
+        <w:t>mới hơn 2.7.5.3</w:t>
+      </w:r>
+      <w:r>
+        <w:t xml:space="preserve">: chép </w:t>
+      </w:r>
+      <w:r>
+        <w:rPr>
+          <w:rFonts w:ascii="Consolas" w:hAnsi="Consolas" w:eastAsia="Consolas" w:cs="Consolas"/>
+          <w:sz w:val="21"/>
+        </w:rPr>
+        <w:t>Client_Management.exe</w:t>
+      </w:r>
+      <w:r>
+        <w:t xml:space="preserve">, </w:t>
+      </w:r>
+      <w:r>
+        <w:rPr>
+          <w:rFonts w:ascii="Consolas" w:hAnsi="Consolas" w:eastAsia="Consolas" w:cs="Consolas"/>
+          <w:sz w:val="21"/>
+        </w:rPr>
+        <w:t>manifest.json</w:t>
+      </w:r>
+      <w:r>
+        <w:t xml:space="preserve">, </w:t>
+      </w:r>
+      <w:r>
+        <w:rPr>
+          <w:rFonts w:ascii="Consolas" w:hAnsi="Consolas" w:eastAsia="Consolas" w:cs="Consolas"/>
+          <w:sz w:val="21"/>
+        </w:rPr>
+        <w:t>version.txt</w:t>
+      </w:r>
+      <w:r>
+        <w:t xml:space="preserve"> của bản phát hành vào </w:t>
+      </w:r>
+      <w:r>
+        <w:rPr>
+          <w:rFonts w:ascii="Consolas" w:hAnsi="Consolas" w:eastAsia="Consolas" w:cs="Consolas"/>
+          <w:sz w:val="21"/>
+        </w:rPr>
+        <w:t>D:\ITSupportPlatformData\PHENIKAA\updates\</w:t>
+      </w:r>
+      <w:r>
+        <w:t xml:space="preserve">. Agent chỉ cập nhật khi bản trên server LỚN HƠN bản đang chạy (client.py dòng 705), nên bản 2.7.5.2 đang nằm ở </w:t>
+      </w:r>
+      <w:r>
+        <w:rPr>
+          <w:rFonts w:ascii="Consolas" w:hAnsi="Consolas" w:eastAsia="Consolas" w:cs="Consolas"/>
+          <w:sz w:val="21"/>
+        </w:rPr>
+        <w:t>D:\NetworkInventory\updates</w:t>
+      </w:r>
+      <w:r>
+        <w:t xml:space="preserve"> không có tác dụng với máy 2.7.5.3 — không cần chép. (</w:t>
+      </w:r>
+      <w:r>
+        <w:rPr>
+          <w:rFonts w:ascii="Consolas" w:hAnsi="Consolas" w:eastAsia="Consolas" w:cs="Consolas"/>
+          <w:sz w:val="21"/>
+        </w:rPr>
+        <w:t>D:\Backup\Moc0</w:t>
+      </w:r>
+      <w:r>
+        <w:t xml:space="preserve"> chưa tồn tại vì bước 0.6 chưa làm.)</w:t>
+      </w:r>
+    </w:p>
+    <w:p>
+      <w:pPr>
+        <w:ind w:left="1276" w:hanging="340"/>
+      </w:pPr>
+      <w:r>
+        <w:rPr>
+          <w:b/>
+          <w:color w:val="0B6E5F"/>
+        </w:rPr>
+        <w:t xml:space="preserve">2. </w:t>
+      </w:r>
+      <w:r>
+        <w:t xml:space="preserve">Canary cập nhật: </w:t>
+      </w:r>
+      <w:r>
+        <w:rPr>
+          <w:rFonts w:ascii="Consolas" w:hAnsi="Consolas" w:eastAsia="Consolas" w:cs="Consolas"/>
+          <w:sz w:val="21"/>
+        </w:rPr>
+        <w:t>{"hosts":["A6-xxx-yy"]}</w:t>
+      </w:r>
+      <w:r>
+        <w:t xml:space="preserve"> → chờ máy về đúng version ≥ 10 phút (luật §0.5) → phòng → %.</w:t>
+      </w:r>
+    </w:p>
+    <w:p>
+      <w:pPr>
+        <w:spacing w:after="40"/>
+        <w:ind w:left="425"/>
+      </w:pPr>
+      <w:r>
+        <w:rPr>
+          <w:b/>
+          <w:color w:val="5B6966"/>
+          <w:sz w:val="23"/>
+        </w:rPr>
+        <w:t xml:space="preserve">Kiểm tra đạt: </w:t>
+      </w:r>
+      <w:r>
+        <w:t xml:space="preserve">Máy thử (sau bước 3.6) gọi </w:t>
+      </w:r>
+      <w:r>
+        <w:rPr>
+          <w:rFonts w:ascii="Consolas" w:hAnsi="Consolas" w:eastAsia="Consolas" w:cs="Consolas"/>
+          <w:sz w:val="21"/>
+        </w:rPr>
+        <w:t>/check_update</w:t>
+      </w:r>
+      <w:r>
+        <w:t xml:space="preserve"> nhận </w:t>
+      </w:r>
+      <w:r>
+        <w:rPr>
+          <w:rFonts w:ascii="Consolas" w:hAnsi="Consolas" w:eastAsia="Consolas" w:cs="Consolas"/>
+          <w:sz w:val="21"/>
+        </w:rPr>
+        <w:t>"version":"0.0.0.0"</w:t>
+      </w:r>
+      <w:r>
+        <w:t xml:space="preserve"> khi các cổng tắt.</w:t>
+      </w:r>
+    </w:p>
+    <w:p>
+      <w:pPr>
+        <w:keepNext/>
+        <w:spacing w:before="160"/>
+      </w:pPr>
+      <w:r>
+        <w:rPr>
+          <w:b/>
+          <w:color w:val="0B6E5F"/>
+        </w:rPr>
+        <w:t xml:space="preserve">☐ </w:t>
+      </w:r>
+      <w:r>
+        <w:rPr>
+          <w:b/>
+        </w:rPr>
+        <w:t>3.5 Chuẩn bị trước khi chuyển máy thử</w:t>
+      </w:r>
+    </w:p>
+    <w:p>
+      <w:pPr>
+        <w:spacing w:after="40"/>
+        <w:ind w:left="425"/>
+      </w:pPr>
+      <w:r>
+        <w:rPr>
+          <w:color w:val="5B6966"/>
+          <w:sz w:val="21"/>
+        </w:rPr>
+        <w:t xml:space="preserve">Người làm: </w:t>
+      </w:r>
+      <w:r>
+        <w:rPr>
+          <w:b/>
+          <w:color w:val="5B6966"/>
+          <w:sz w:val="21"/>
+        </w:rPr>
+        <w:t>H</w:t>
+      </w:r>
+      <w:r>
+        <w:rPr>
+          <w:color w:val="5B6966"/>
+          <w:sz w:val="21"/>
+        </w:rPr>
+        <w:t xml:space="preserve">, </w:t>
+      </w:r>
+      <w:r>
+        <w:rPr>
+          <w:b/>
+          <w:color w:val="5B6966"/>
+          <w:sz w:val="21"/>
+        </w:rPr>
+        <w:t>Q</w:t>
+      </w:r>
+      <w:r>
+        <w:rPr>
+          <w:color w:val="5B6966"/>
+          <w:sz w:val="21"/>
+        </w:rPr>
+        <w:t xml:space="preserve"> · </w:t>
+      </w:r>
+      <w:r>
+        <w:rPr>
+          <w:color w:val="5B6966"/>
+          <w:sz w:val="21"/>
+        </w:rPr>
+        <w:t xml:space="preserve">Thời lượng: </w:t>
+      </w:r>
+      <w:r>
+        <w:rPr>
+          <w:b/>
+          <w:color w:val="5B6966"/>
+          <w:sz w:val="21"/>
+        </w:rPr>
+        <w:t>0,5 ngày</w:t>
+      </w:r>
+    </w:p>
+    <w:p>
+      <w:pPr>
+        <w:spacing w:after="40"/>
+        <w:ind w:left="425"/>
+      </w:pPr>
+      <w:r>
+        <w:rPr>
+          <w:b/>
+          <w:color w:val="5B6966"/>
+          <w:sz w:val="23"/>
+        </w:rPr>
+        <w:t xml:space="preserve">Cần có trước: </w:t>
+      </w:r>
+      <w:r>
+        <w:t xml:space="preserve">Dịch vụ </w:t>
+      </w:r>
+      <w:r>
+        <w:rPr>
+          <w:rFonts w:ascii="Consolas" w:hAnsi="Consolas" w:eastAsia="Consolas" w:cs="Consolas"/>
+          <w:sz w:val="21"/>
+        </w:rPr>
+        <w:t>PlatformCore</w:t>
+      </w:r>
+      <w:r>
+        <w:t xml:space="preserve"> chạy bản có </w:t>
+      </w:r>
+      <w:r>
+        <w:rPr>
+          <w:rFonts w:ascii="Consolas" w:hAnsi="Consolas" w:eastAsia="Consolas" w:cs="Consolas"/>
+          <w:sz w:val="21"/>
+        </w:rPr>
+        <w:t>legacy_adapter</w:t>
+      </w:r>
+      <w:r>
+        <w:t xml:space="preserve">: </w:t>
+      </w:r>
+      <w:r>
+        <w:rPr>
+          <w:rFonts w:ascii="Consolas" w:hAnsi="Consolas" w:eastAsia="Consolas" w:cs="Consolas"/>
+          <w:sz w:val="21"/>
+        </w:rPr>
+        <w:t>dich_vu_core.ps1 -Lenh KiemTra</w:t>
+      </w:r>
+      <w:r>
+        <w:t xml:space="preserve"> báo "Bản đang chạy" = main và </w:t>
+      </w:r>
+      <w:r>
+        <w:rPr>
+          <w:rFonts w:ascii="Consolas" w:hAnsi="Consolas" w:eastAsia="Consolas" w:cs="Consolas"/>
+          <w:sz w:val="21"/>
+        </w:rPr>
+        <w:t>[ĐẠT] Kết nối CSDL</w:t>
+      </w:r>
+      <w:r>
+        <w:t>.</w:t>
+      </w:r>
+    </w:p>
+    <w:p>
+      <w:pPr>
+        <w:keepNext/>
+        <w:spacing w:after="40"/>
+        <w:ind w:left="425"/>
+      </w:pPr>
+      <w:r>
+        <w:rPr>
+          <w:b/>
+          <w:color w:val="5B6966"/>
+          <w:sz w:val="23"/>
+        </w:rPr>
+        <w:t xml:space="preserve">Thao tác: </w:t>
+      </w:r>
+    </w:p>
+    <w:p>
+      <w:pPr>
+        <w:ind w:left="1276" w:hanging="340"/>
+      </w:pPr>
+      <w:r>
+        <w:rPr>
+          <w:b/>
+          <w:color w:val="0B6E5F"/>
+        </w:rPr>
+        <w:t xml:space="preserve">1. </w:t>
+      </w:r>
+      <w:r>
+        <w:t xml:space="preserve">Chọn máy thử không phục vụ giảng dạy; ghi tên máy + IP (xem trên web cũ). Báo người phụ trách phòng: máy sẽ hiện </w:t>
+      </w:r>
+      <w:r>
+        <w:rPr>
+          <w:b/>
+        </w:rPr>
+        <w:t>offline trên web cũ</w:t>
+      </w:r>
+      <w:r>
+        <w:t xml:space="preserve"> trong lúc thử.</w:t>
+      </w:r>
+    </w:p>
+    <w:p>
+      <w:pPr>
+        <w:ind w:left="1276" w:hanging="340"/>
+      </w:pPr>
+      <w:r>
+        <w:rPr>
+          <w:b/>
+          <w:color w:val="0B6E5F"/>
+        </w:rPr>
+        <w:t xml:space="preserve">2. </w:t>
+      </w:r>
+      <w:r>
+        <w:t>Khi đã có bước 0.7: thêm tên máy vào danh sách miễn cảnh báo (máy "biến mất" khỏi hub cũ là có chủ đích).</w:t>
+      </w:r>
+    </w:p>
+    <w:p>
+      <w:pPr>
+        <w:ind w:left="1276" w:hanging="340"/>
+      </w:pPr>
+      <w:r>
+        <w:rPr>
+          <w:b/>
+          <w:color w:val="0B6E5F"/>
+        </w:rPr>
+        <w:t xml:space="preserve">3. </w:t>
+      </w:r>
+      <w:r>
+        <w:t xml:space="preserve">Chưa cần cổng </w:t>
+      </w:r>
+      <w:r>
+        <w:rPr>
+          <w:rFonts w:ascii="Consolas" w:hAnsi="Consolas" w:eastAsia="Consolas" w:cs="Consolas"/>
+          <w:sz w:val="21"/>
+        </w:rPr>
+        <w:t>:7443</w:t>
+      </w:r>
+      <w:r>
+        <w:t xml:space="preserve">: Core nghe </w:t>
+      </w:r>
+      <w:r>
+        <w:rPr>
+          <w:rFonts w:ascii="Consolas" w:hAnsi="Consolas" w:eastAsia="Consolas" w:cs="Consolas"/>
+          <w:sz w:val="21"/>
+        </w:rPr>
+        <w:t>127.0.0.1:7009</w:t>
+      </w:r>
+      <w:r>
+        <w:t xml:space="preserve">, kiểm ngay trên máy chủ. Cổng 7443 cho Desktop làm ở GĐ4 (khi đó chép đúng dòng </w:t>
+      </w:r>
+      <w:r>
+        <w:rPr>
+          <w:rFonts w:ascii="Consolas" w:hAnsi="Consolas" w:eastAsia="Consolas" w:cs="Consolas"/>
+          <w:sz w:val="21"/>
+        </w:rPr>
+        <w:t>tls …</w:t>
+      </w:r>
+      <w:r>
+        <w:t xml:space="preserve"> của khối </w:t>
       </w:r>
       <w:r>
         <w:rPr>
@@ -15012,7 +16119,22 @@
         <w:t>:5443</w:t>
       </w:r>
       <w:r>
-        <w:t xml:space="preserve"> thêm (thay IP máy thử): </w:t>
+        <w:t>).</w:t>
+      </w:r>
+    </w:p>
+    <w:p>
+      <w:pPr>
+        <w:ind w:left="1276" w:hanging="340"/>
+      </w:pPr>
+      <w:r>
+        <w:rPr>
+          <w:b/>
+          <w:color w:val="0B6E5F"/>
+        </w:rPr>
+        <w:t xml:space="preserve">4. </w:t>
+      </w:r>
+      <w:r>
+        <w:t xml:space="preserve">Lấy token quản trị (PowerShell trên máy chủ, giữ cửa sổ này cho 3.6): </w:t>
       </w:r>
     </w:p>
     <w:p>
@@ -15022,7 +16144,7 @@
         <w:shd w:val="clear" w:color="auto" w:fill="EEF3F1"/>
       </w:pPr>
       <w:r>
-        <w:t>@khong_phai_may_thu not client_ip 10.x.y.15/32</w:t>
+        <w:t>$r = Invoke-RestMethod -Method Post http://127.0.0.1:7009/api/auth/login -ContentType 'application/json' `</w:t>
       </w:r>
     </w:p>
     <w:p>
@@ -15032,7 +16154,7 @@
         <w:shd w:val="clear" w:color="auto" w:fill="EEF3F1"/>
       </w:pPr>
       <w:r>
-        <w:t>log_skip @khong_phai_may_thu</w:t>
+        <w:t xml:space="preserve">     -Body (@{tenant_code='PHENIKAA'; username='admin'; password='&lt;mật khẩu&gt;'} | ConvertTo-Json)</w:t>
       </w:r>
     </w:p>
     <w:p>
@@ -15042,7 +16164,7 @@
         <w:shd w:val="clear" w:color="auto" w:fill="EEF3F1"/>
       </w:pPr>
       <w:r>
-        <w:t>log {</w:t>
+        <w:t>$H = @{ Authorization = "Bearer $($r.token)" }</w:t>
       </w:r>
     </w:p>
     <w:p>
@@ -15052,7 +16174,247 @@
         <w:shd w:val="clear" w:color="auto" w:fill="EEF3F1"/>
       </w:pPr>
       <w:r>
-        <w:t xml:space="preserve">    output file D:\Caddy\capture_maythu.log</w:t>
+        <w:t>Invoke-RestMethod http://127.0.0.1:7009/api/legacy/online -Headers $H</w:t>
+      </w:r>
+    </w:p>
+    <w:p>
+      <w:pPr>
+        <w:spacing w:after="40"/>
+      </w:pPr>
+    </w:p>
+    <w:p>
+      <w:pPr>
+        <w:spacing w:after="40"/>
+        <w:ind w:left="425"/>
+      </w:pPr>
+      <w:r>
+        <w:rPr>
+          <w:b/>
+          <w:color w:val="5B6966"/>
+          <w:sz w:val="23"/>
+        </w:rPr>
+        <w:t xml:space="preserve">Kiểm tra đạt: </w:t>
+      </w:r>
+      <w:r>
+        <w:t xml:space="preserve">Lệnh cuối trả </w:t>
+      </w:r>
+      <w:r>
+        <w:rPr>
+          <w:rFonts w:ascii="Consolas" w:hAnsi="Consolas" w:eastAsia="Consolas" w:cs="Consolas"/>
+          <w:sz w:val="21"/>
+        </w:rPr>
+        <w:t>total_online : 0</w:t>
+      </w:r>
+      <w:r>
+        <w:t xml:space="preserve"> (chưa máy nào vào Core).</w:t>
+      </w:r>
+    </w:p>
+    <w:p>
+      <w:pPr>
+        <w:keepNext/>
+        <w:spacing w:before="160"/>
+      </w:pPr>
+      <w:r>
+        <w:rPr>
+          <w:b/>
+          <w:color w:val="0B6E5F"/>
+        </w:rPr>
+        <w:t xml:space="preserve">☐ </w:t>
+      </w:r>
+      <w:r>
+        <w:rPr>
+          <w:b/>
+        </w:rPr>
+        <w:t>3.6 Chuyển 1 máy thử sang Core bằng Caddy</w:t>
+      </w:r>
+    </w:p>
+    <w:p>
+      <w:pPr>
+        <w:spacing w:after="40"/>
+        <w:ind w:left="425"/>
+      </w:pPr>
+      <w:r>
+        <w:rPr>
+          <w:color w:val="5B6966"/>
+          <w:sz w:val="21"/>
+        </w:rPr>
+        <w:t xml:space="preserve">Người làm: </w:t>
+      </w:r>
+      <w:r>
+        <w:rPr>
+          <w:b/>
+          <w:color w:val="5B6966"/>
+          <w:sz w:val="21"/>
+        </w:rPr>
+        <w:t>H</w:t>
+      </w:r>
+      <w:r>
+        <w:rPr>
+          <w:color w:val="5B6966"/>
+          <w:sz w:val="21"/>
+        </w:rPr>
+        <w:t xml:space="preserve"> (C trực)</w:t>
+      </w:r>
+      <w:r>
+        <w:rPr>
+          <w:color w:val="5B6966"/>
+          <w:sz w:val="21"/>
+        </w:rPr>
+        <w:t xml:space="preserve"> · </w:t>
+      </w:r>
+      <w:r>
+        <w:rPr>
+          <w:color w:val="5B6966"/>
+          <w:sz w:val="21"/>
+        </w:rPr>
+        <w:t xml:space="preserve">Thời lượng: </w:t>
+      </w:r>
+      <w:r>
+        <w:rPr>
+          <w:b/>
+          <w:color w:val="5B6966"/>
+          <w:sz w:val="21"/>
+        </w:rPr>
+        <w:t>1 giờ + theo dõi</w:t>
+      </w:r>
+      <w:r>
+        <w:rPr>
+          <w:color w:val="5B6966"/>
+          <w:sz w:val="21"/>
+        </w:rPr>
+        <w:t xml:space="preserve"> · </w:t>
+      </w:r>
+      <w:r>
+        <w:rPr>
+          <w:b/>
+          <w:color w:val="B42318"/>
+          <w:sz w:val="21"/>
+        </w:rPr>
+        <w:t>[</w:t>
+      </w:r>
+      <w:r>
+        <w:rPr>
+          <w:b/>
+          <w:color w:val="B42318"/>
+          <w:sz w:val="21"/>
+        </w:rPr>
+        <w:t>§0</w:t>
+      </w:r>
+      <w:r>
+        <w:rPr>
+          <w:b/>
+          <w:color w:val="B42318"/>
+          <w:sz w:val="21"/>
+        </w:rPr>
+        <w:t xml:space="preserve">] </w:t>
+      </w:r>
+    </w:p>
+    <w:p>
+      <w:pPr>
+        <w:spacing w:after="40"/>
+        <w:ind w:left="425"/>
+      </w:pPr>
+      <w:r>
+        <w:rPr>
+          <w:b/>
+          <w:color w:val="5B6966"/>
+          <w:sz w:val="23"/>
+        </w:rPr>
+        <w:t xml:space="preserve">Cần có trước: </w:t>
+      </w:r>
+      <w:r>
+        <w:t>Bước 3.5 xong; ngoài giờ có lớp ở phòng chứa máy thử; người trực có mặt.</w:t>
+      </w:r>
+    </w:p>
+    <w:p>
+      <w:pPr>
+        <w:keepNext/>
+        <w:spacing w:after="40"/>
+        <w:ind w:left="425"/>
+      </w:pPr>
+      <w:r>
+        <w:rPr>
+          <w:b/>
+          <w:color w:val="5B6966"/>
+          <w:sz w:val="23"/>
+        </w:rPr>
+        <w:t xml:space="preserve">Thao tác: </w:t>
+      </w:r>
+    </w:p>
+    <w:p>
+      <w:pPr>
+        <w:ind w:left="1276" w:hanging="340"/>
+      </w:pPr>
+      <w:r>
+        <w:rPr>
+          <w:b/>
+          <w:color w:val="0B6E5F"/>
+        </w:rPr>
+        <w:t xml:space="preserve">1. </w:t>
+      </w:r>
+      <w:r>
+        <w:t xml:space="preserve">Sao lưu: </w:t>
+      </w:r>
+      <w:r>
+        <w:rPr>
+          <w:rFonts w:ascii="Consolas" w:hAnsi="Consolas" w:eastAsia="Consolas" w:cs="Consolas"/>
+          <w:sz w:val="21"/>
+        </w:rPr>
+        <w:t>Copy-Item D:\Caddy\Caddyfile D:\Caddy\Caddyfile.bak-&lt;ngày&gt;-canary</w:t>
+      </w:r>
+    </w:p>
+    <w:p>
+      <w:pPr>
+        <w:ind w:left="1276" w:hanging="340"/>
+      </w:pPr>
+      <w:r>
+        <w:rPr>
+          <w:b/>
+          <w:color w:val="0B6E5F"/>
+        </w:rPr>
+        <w:t xml:space="preserve">2. </w:t>
+      </w:r>
+      <w:r>
+        <w:t xml:space="preserve">Trong khối </w:t>
+      </w:r>
+      <w:r>
+        <w:rPr>
+          <w:rFonts w:ascii="Consolas" w:hAnsi="Consolas" w:eastAsia="Consolas" w:cs="Consolas"/>
+          <w:sz w:val="21"/>
+        </w:rPr>
+        <w:t>https://10.21.24.142:5443</w:t>
+      </w:r>
+      <w:r>
+        <w:t xml:space="preserve">, </w:t>
+      </w:r>
+      <w:r>
+        <w:rPr>
+          <w:b/>
+        </w:rPr>
+        <w:t>ngay trước</w:t>
+      </w:r>
+      <w:r>
+        <w:t xml:space="preserve"> dòng chú thích </w:t>
+      </w:r>
+      <w:r>
+        <w:rPr>
+          <w:rFonts w:ascii="Consolas" w:hAnsi="Consolas" w:eastAsia="Consolas" w:cs="Consolas"/>
+          <w:sz w:val="21"/>
+        </w:rPr>
+        <w:t># --- HUB (agent + realtime …) -&gt; 5009 ---</w:t>
+      </w:r>
+      <w:r>
+        <w:t xml:space="preserve">, thêm (thay </w:t>
+      </w:r>
+      <w:r>
+        <w:rPr>
+          <w:rFonts w:ascii="Consolas" w:hAnsi="Consolas" w:eastAsia="Consolas" w:cs="Consolas"/>
+          <w:sz w:val="21"/>
+        </w:rPr>
+        <w:t>10.21.30.250</w:t>
+      </w:r>
+      <w:r>
+        <w:t xml:space="preserve"> bằng IP máy thử): </w:t>
       </w:r>
     </w:p>
     <w:p>
@@ -15062,7 +16424,8 @@
         <w:shd w:val="clear" w:color="auto" w:fill="EEF3F1"/>
       </w:pPr>
       <w:r>
-        <w:t xml:space="preserve">    format json</w:t>
+        <w:tab/>
+        <w:t># --- CANARY ITSupportPlatform: MAY THU -&gt; Core. Loc theo IP + DUONG DAN agent, KHONG theo User-Agent.</w:t>
       </w:r>
     </w:p>
     <w:p>
@@ -15072,16 +16435,176 @@
         <w:shd w:val="clear" w:color="auto" w:fill="EEF3F1"/>
       </w:pPr>
       <w:r>
+        <w:tab/>
+        <w:t>@core_canary {</w:t>
+      </w:r>
+    </w:p>
+    <w:p>
+      <w:pPr>
+        <w:pStyle w:val="CodeBlock"/>
+        <w:ind w:left="1389"/>
+        <w:shd w:val="clear" w:color="auto" w:fill="EEF3F1"/>
+      </w:pPr>
+      <w:r>
+        <w:tab/>
+        <w:tab/>
+        <w:t>client_ip 10.21.30.250/32</w:t>
+      </w:r>
+    </w:p>
+    <w:p>
+      <w:pPr>
+        <w:pStyle w:val="CodeBlock"/>
+        <w:ind w:left="1389"/>
+        <w:shd w:val="clear" w:color="auto" w:fill="EEF3F1"/>
+      </w:pPr>
+      <w:r>
+        <w:tab/>
+        <w:tab/>
+        <w:t>path /update /check_update /download_setup /client_log /offline /check_command/* /login_result/*</w:t>
+      </w:r>
+    </w:p>
+    <w:p>
+      <w:pPr>
+        <w:pStyle w:val="CodeBlock"/>
+        <w:ind w:left="1389"/>
+        <w:shd w:val="clear" w:color="auto" w:fill="EEF3F1"/>
+      </w:pPr>
+      <w:r>
+        <w:tab/>
+        <w:tab/>
+        <w:t>path /ps_auth_result/* /pty_auth_result/* /ps_bulk_result/* /send_report /collect_upload /collect_report</w:t>
+      </w:r>
+    </w:p>
+    <w:p>
+      <w:pPr>
+        <w:pStyle w:val="CodeBlock"/>
+        <w:ind w:left="1389"/>
+        <w:shd w:val="clear" w:color="auto" w:fill="EEF3F1"/>
+      </w:pPr>
+      <w:r>
+        <w:tab/>
+        <w:tab/>
+        <w:t>path /work_file/* /fs_recv /fs_recv_raw /fs_serve/* /fs_bridge/* /socket.io/*</w:t>
+      </w:r>
+    </w:p>
+    <w:p>
+      <w:pPr>
+        <w:pStyle w:val="CodeBlock"/>
+        <w:ind w:left="1389"/>
+        <w:shd w:val="clear" w:color="auto" w:fill="EEF3F1"/>
+      </w:pPr>
+      <w:r>
+        <w:tab/>
         <w:t>}</w:t>
       </w:r>
     </w:p>
     <w:p>
       <w:pPr>
+        <w:pStyle w:val="CodeBlock"/>
+        <w:ind w:left="1389"/>
+        <w:shd w:val="clear" w:color="auto" w:fill="EEF3F1"/>
+      </w:pPr>
+      <w:r>
+        <w:tab/>
+        <w:t>handle @core_canary {</w:t>
+      </w:r>
+    </w:p>
+    <w:p>
+      <w:pPr>
+        <w:pStyle w:val="CodeBlock"/>
+        <w:ind w:left="1389"/>
+        <w:shd w:val="clear" w:color="auto" w:fill="EEF3F1"/>
+      </w:pPr>
+      <w:r>
+        <w:tab/>
+        <w:tab/>
+        <w:t>reverse_proxy 127.0.0.1:7009</w:t>
+      </w:r>
+    </w:p>
+    <w:p>
+      <w:pPr>
+        <w:pStyle w:val="CodeBlock"/>
+        <w:ind w:left="1389"/>
+        <w:shd w:val="clear" w:color="auto" w:fill="EEF3F1"/>
+      </w:pPr>
+      <w:r>
+        <w:tab/>
+        <w:t>}</w:t>
+      </w:r>
+    </w:p>
+    <w:p>
+      <w:pPr>
         <w:spacing w:after="40"/>
       </w:pPr>
     </w:p>
     <w:p>
       <w:pPr>
+        <w:ind w:left="1276"/>
+      </w:pPr>
+      <w:r>
+        <w:t xml:space="preserve">Điều kiện = IP máy thử </w:t>
+      </w:r>
+      <w:r>
+        <w:rPr>
+          <w:b/>
+        </w:rPr>
+        <w:t>VÀ</w:t>
+      </w:r>
+      <w:r>
+        <w:t xml:space="preserve"> một trong 19 đường dẫn của agent; ba dòng </w:t>
+      </w:r>
+      <w:r>
+        <w:rPr>
+          <w:rFonts w:ascii="Consolas" w:hAnsi="Consolas" w:eastAsia="Consolas" w:cs="Consolas"/>
+          <w:sz w:val="21"/>
+        </w:rPr>
+        <w:t>path</w:t>
+      </w:r>
+      <w:r>
+        <w:t xml:space="preserve"> được Caddy gộp thành một danh sách (HOẶC). </w:t>
+      </w:r>
+      <w:r>
+        <w:rPr>
+          <w:b/>
+        </w:rPr>
+        <w:t>Không</w:t>
+      </w:r>
+      <w:r>
+        <w:t xml:space="preserve"> lọc theo User-Agent (HOP_DONG A11). Khối này đã được thử </w:t>
+      </w:r>
+      <w:r>
+        <w:rPr>
+          <w:rFonts w:ascii="Consolas" w:hAnsi="Consolas" w:eastAsia="Consolas" w:cs="Consolas"/>
+          <w:sz w:val="21"/>
+        </w:rPr>
+        <w:t>caddy adapt</w:t>
+      </w:r>
+      <w:r>
+        <w:t xml:space="preserve"> + </w:t>
+      </w:r>
+      <w:r>
+        <w:rPr>
+          <w:rFonts w:ascii="Consolas" w:hAnsi="Consolas" w:eastAsia="Consolas" w:cs="Consolas"/>
+          <w:sz w:val="21"/>
+        </w:rPr>
+        <w:t>caddy validate</w:t>
+      </w:r>
+      <w:r>
+        <w:t xml:space="preserve"> trên bản sao Caddyfile ngày 02/10/2026: hợp lệ, đứng trước </w:t>
+      </w:r>
+      <w:r>
+        <w:rPr>
+          <w:rFonts w:ascii="Consolas" w:hAnsi="Consolas" w:eastAsia="Consolas" w:cs="Consolas"/>
+          <w:sz w:val="21"/>
+        </w:rPr>
+        <w:t>@hub</w:t>
+      </w:r>
+      <w:r>
+        <w:t>.</w:t>
+      </w:r>
+    </w:p>
+    <w:p>
+      <w:pPr>
         <w:ind w:left="1276" w:hanging="340"/>
       </w:pPr>
       <w:r>
@@ -15092,32 +16615,190 @@
         <w:t xml:space="preserve">3. </w:t>
       </w:r>
       <w:r>
-        <w:rPr>
-          <w:rFonts w:ascii="Consolas" w:hAnsi="Consolas" w:eastAsia="Consolas" w:cs="Consolas"/>
-          <w:sz w:val="21"/>
-        </w:rPr>
+        <w:t xml:space="preserve">Kiểm và nạp: </w:t>
+      </w:r>
+    </w:p>
+    <w:p>
+      <w:pPr>
+        <w:pStyle w:val="CodeBlock"/>
+        <w:ind w:left="1389"/>
+        <w:shd w:val="clear" w:color="auto" w:fill="EEF3F1"/>
+      </w:pPr>
+      <w:r>
         <w:t>cd D:\Caddy</w:t>
       </w:r>
-      <w:r>
-        <w:t xml:space="preserve"> → </w:t>
-      </w:r>
-      <w:r>
-        <w:rPr>
-          <w:rFonts w:ascii="Consolas" w:hAnsi="Consolas" w:eastAsia="Consolas" w:cs="Consolas"/>
-          <w:sz w:val="21"/>
-        </w:rPr>
+    </w:p>
+    <w:p>
+      <w:pPr>
+        <w:pStyle w:val="CodeBlock"/>
+        <w:ind w:left="1389"/>
+        <w:shd w:val="clear" w:color="auto" w:fill="EEF3F1"/>
+      </w:pPr>
+      <w:r>
         <w:t>.\caddy.exe validate --config .\Caddyfile</w:t>
       </w:r>
-      <w:r>
-        <w:t xml:space="preserve"> → </w:t>
-      </w:r>
-      <w:r>
-        <w:rPr>
-          <w:rFonts w:ascii="Consolas" w:hAnsi="Consolas" w:eastAsia="Consolas" w:cs="Consolas"/>
-          <w:sz w:val="21"/>
-        </w:rPr>
+    </w:p>
+    <w:p>
+      <w:pPr>
+        <w:pStyle w:val="CodeBlock"/>
+        <w:ind w:left="1389"/>
+        <w:shd w:val="clear" w:color="auto" w:fill="EEF3F1"/>
+      </w:pPr>
+      <w:r>
+        <w:t>.\caddy.exe adapt --config .\Caddyfile --pretty &gt; .\adapt_check.json</w:t>
+      </w:r>
+    </w:p>
+    <w:p>
+      <w:pPr>
+        <w:pStyle w:val="CodeBlock"/>
+        <w:ind w:left="1389"/>
+        <w:shd w:val="clear" w:color="auto" w:fill="EEF3F1"/>
+      </w:pPr>
+      <w:r>
+        <w:t>Select-String -Path .\adapt_check.json -Pattern '127.0.0.1:7009','127.0.0.1:5009' | Select-Object LineNumber, Line</w:t>
+      </w:r>
+    </w:p>
+    <w:p>
+      <w:pPr>
+        <w:pStyle w:val="CodeBlock"/>
+        <w:ind w:left="1389"/>
+        <w:shd w:val="clear" w:color="auto" w:fill="EEF3F1"/>
+      </w:pPr>
+      <w:r>
         <w:t>.\caddy.exe reload --config .\Caddyfile</w:t>
       </w:r>
+    </w:p>
+    <w:p>
+      <w:pPr>
+        <w:spacing w:after="40"/>
+      </w:pPr>
+    </w:p>
+    <w:p>
+      <w:pPr>
+        <w:ind w:left="1276"/>
+      </w:pPr>
+      <w:r>
+        <w:t xml:space="preserve">Dòng </w:t>
+      </w:r>
+      <w:r>
+        <w:rPr>
+          <w:rFonts w:ascii="Consolas" w:hAnsi="Consolas" w:eastAsia="Consolas" w:cs="Consolas"/>
+          <w:sz w:val="21"/>
+        </w:rPr>
+        <w:t>127.0.0.1:7009</w:t>
+      </w:r>
+      <w:r>
+        <w:t xml:space="preserve"> phải có </w:t>
+      </w:r>
+      <w:r>
+        <w:rPr>
+          <w:rFonts w:ascii="Consolas" w:hAnsi="Consolas" w:eastAsia="Consolas" w:cs="Consolas"/>
+          <w:sz w:val="21"/>
+        </w:rPr>
+        <w:t>LineNumber</w:t>
+      </w:r>
+      <w:r>
+        <w:t xml:space="preserve"> </w:t>
+      </w:r>
+      <w:r>
+        <w:rPr>
+          <w:b/>
+        </w:rPr>
+        <w:t>nhỏ hơn</w:t>
+      </w:r>
+      <w:r>
+        <w:t xml:space="preserve"> dòng </w:t>
+      </w:r>
+      <w:r>
+        <w:rPr>
+          <w:rFonts w:ascii="Consolas" w:hAnsi="Consolas" w:eastAsia="Consolas" w:cs="Consolas"/>
+          <w:sz w:val="21"/>
+        </w:rPr>
+        <w:t>127.0.0.1:5009</w:t>
+      </w:r>
+      <w:r>
+        <w:t xml:space="preserve"> (Caddy bỏ tên </w:t>
+      </w:r>
+      <w:r>
+        <w:rPr>
+          <w:rFonts w:ascii="Consolas" w:hAnsi="Consolas" w:eastAsia="Consolas" w:cs="Consolas"/>
+          <w:sz w:val="21"/>
+        </w:rPr>
+        <w:t>@core_canary</w:t>
+      </w:r>
+      <w:r>
+        <w:t xml:space="preserve"> khi adapt nên không tìm theo tên). </w:t>
+      </w:r>
+      <w:r>
+        <w:rPr>
+          <w:rFonts w:ascii="Consolas" w:hAnsi="Consolas" w:eastAsia="Consolas" w:cs="Consolas"/>
+          <w:sz w:val="21"/>
+        </w:rPr>
+        <w:t>validate</w:t>
+      </w:r>
+      <w:r>
+        <w:t xml:space="preserve"> báo lỗi → </w:t>
+      </w:r>
+      <w:r>
+        <w:rPr>
+          <w:b/>
+        </w:rPr>
+        <w:t>không</w:t>
+      </w:r>
+      <w:r>
+        <w:t xml:space="preserve"> reload.</w:t>
+      </w:r>
+    </w:p>
+    <w:p>
+      <w:pPr>
+        <w:ind w:left="1276" w:hanging="340"/>
+      </w:pPr>
+      <w:r>
+        <w:rPr>
+          <w:b/>
+          <w:color w:val="0B6E5F"/>
+        </w:rPr>
+        <w:t xml:space="preserve">4. </w:t>
+      </w:r>
+      <w:r>
+        <w:t xml:space="preserve">Trong 2 phút (dùng </w:t>
+      </w:r>
+      <w:r>
+        <w:rPr>
+          <w:rFonts w:ascii="Consolas" w:hAnsi="Consolas" w:eastAsia="Consolas" w:cs="Consolas"/>
+          <w:sz w:val="21"/>
+        </w:rPr>
+        <w:t>$H</w:t>
+      </w:r>
+      <w:r>
+        <w:t xml:space="preserve"> của 3.5): </w:t>
+      </w:r>
+      <w:r>
+        <w:rPr>
+          <w:rFonts w:ascii="Consolas" w:hAnsi="Consolas" w:eastAsia="Consolas" w:cs="Consolas"/>
+          <w:sz w:val="21"/>
+        </w:rPr>
+        <w:t>Invoke-RestMethod http://127.0.0.1:7009/api/legacy/online -Headers $H</w:t>
+      </w:r>
+      <w:r>
+        <w:t xml:space="preserve"> → máy thử có </w:t>
+      </w:r>
+      <w:r>
+        <w:rPr>
+          <w:rFonts w:ascii="Consolas" w:hAnsi="Consolas" w:eastAsia="Consolas" w:cs="Consolas"/>
+          <w:sz w:val="21"/>
+        </w:rPr>
+        <w:t>channel = socket</w:t>
+      </w:r>
+      <w:r>
+        <w:t xml:space="preserve">; trên web cũ máy thử </w:t>
+      </w:r>
+      <w:r>
+        <w:rPr>
+          <w:b/>
+        </w:rPr>
+        <w:t>offline</w:t>
+      </w:r>
       <w:r>
         <w:t>.</w:t>
       </w:r>
@@ -15131,27 +16812,80 @@
           <w:b/>
           <w:color w:val="0B6E5F"/>
         </w:rPr>
-        <w:t xml:space="preserve">4. </w:t>
-      </w:r>
-      <w:r>
-        <w:t xml:space="preserve">Sau 1 ngày: gỡ khối vừa thêm, validate, reload. Đọc tệp log: đếm theo </w:t>
-      </w:r>
-      <w:r>
-        <w:rPr>
-          <w:rFonts w:ascii="Consolas" w:hAnsi="Consolas" w:eastAsia="Consolas" w:cs="Consolas"/>
-          <w:sz w:val="21"/>
-        </w:rPr>
-        <w:t>request.uri</w:t>
-      </w:r>
-      <w:r>
-        <w:t xml:space="preserve">, ghi lại </w:t>
-      </w:r>
-      <w:r>
-        <w:rPr>
-          <w:rFonts w:ascii="Consolas" w:hAnsi="Consolas" w:eastAsia="Consolas" w:cs="Consolas"/>
-          <w:sz w:val="21"/>
-        </w:rPr>
-        <w:t>request.headers.User-Agent</w:t>
+        <w:t xml:space="preserve">5. </w:t>
+      </w:r>
+      <w:r>
+        <w:t xml:space="preserve">Thử lệnh (thay tên máy): </w:t>
+      </w:r>
+    </w:p>
+    <w:p>
+      <w:pPr>
+        <w:pStyle w:val="CodeBlock"/>
+        <w:ind w:left="1389"/>
+        <w:shd w:val="clear" w:color="auto" w:fill="EEF3F1"/>
+      </w:pPr>
+      <w:r>
+        <w:t>$j = Invoke-RestMethod -Method Post http://127.0.0.1:7009/api/legacy/powershell -Headers $H -ContentType 'application/json' `</w:t>
+      </w:r>
+    </w:p>
+    <w:p>
+      <w:pPr>
+        <w:pStyle w:val="CodeBlock"/>
+        <w:ind w:left="1389"/>
+        <w:shd w:val="clear" w:color="auto" w:fill="EEF3F1"/>
+      </w:pPr>
+      <w:r>
+        <w:t xml:space="preserve">     -Body (@{hostnames=@('A6-xxx-yy'); script='hostname; whoami'} | ConvertTo-Json)</w:t>
+      </w:r>
+    </w:p>
+    <w:p>
+      <w:pPr>
+        <w:pStyle w:val="CodeBlock"/>
+        <w:ind w:left="1389"/>
+        <w:shd w:val="clear" w:color="auto" w:fill="EEF3F1"/>
+      </w:pPr>
+      <w:r>
+        <w:t>Start-Sleep 10</w:t>
+      </w:r>
+    </w:p>
+    <w:p>
+      <w:pPr>
+        <w:pStyle w:val="CodeBlock"/>
+        <w:ind w:left="1389"/>
+        <w:shd w:val="clear" w:color="auto" w:fill="EEF3F1"/>
+      </w:pPr>
+      <w:r>
+        <w:t>(Invoke-RestMethod "http://127.0.0.1:7009/api/legacy/results/$($j.token)" -Headers $H).results</w:t>
+      </w:r>
+    </w:p>
+    <w:p>
+      <w:pPr>
+        <w:spacing w:after="40"/>
+      </w:pPr>
+    </w:p>
+    <w:p>
+      <w:pPr>
+        <w:ind w:left="1276"/>
+      </w:pPr>
+      <w:r>
+        <w:t xml:space="preserve">→ </w:t>
+      </w:r>
+      <w:r>
+        <w:rPr>
+          <w:rFonts w:ascii="Consolas" w:hAnsi="Consolas" w:eastAsia="Consolas" w:cs="Consolas"/>
+          <w:sz w:val="21"/>
+        </w:rPr>
+        <w:t>stdout</w:t>
+      </w:r>
+      <w:r>
+        <w:t xml:space="preserve"> có tên máy và </w:t>
+      </w:r>
+      <w:r>
+        <w:rPr>
+          <w:rFonts w:ascii="Consolas" w:hAnsi="Consolas" w:eastAsia="Consolas" w:cs="Consolas"/>
+          <w:sz w:val="21"/>
+        </w:rPr>
+        <w:t>nt authority\system</w:t>
       </w:r>
       <w:r>
         <w:t>.</w:t>
@@ -15171,17 +16905,27 @@
         <w:t xml:space="preserve">Kiểm tra đạt: </w:t>
       </w:r>
       <w:r>
-        <w:t xml:space="preserve">Biết User-Agent của agent khi gọi HTTP và khi mở websocket; không chứa chữ </w:t>
-      </w:r>
-      <w:r>
-        <w:rPr>
-          <w:rFonts w:ascii="Consolas" w:hAnsi="Consolas" w:eastAsia="Consolas" w:cs="Consolas"/>
-          <w:sz w:val="21"/>
-        </w:rPr>
-        <w:t>Mozilla</w:t>
-      </w:r>
-      <w:r>
-        <w:t>.</w:t>
+        <w:t xml:space="preserve">Máy online trên Core (kênh socket), PowerShell trả kết quả, </w:t>
+      </w:r>
+      <w:r>
+        <w:rPr>
+          <w:rFonts w:ascii="Consolas" w:hAnsi="Consolas" w:eastAsia="Consolas" w:cs="Consolas"/>
+          <w:sz w:val="21"/>
+        </w:rPr>
+        <w:t>D:\ITSupportPlatformRun\logs\core-err.log</w:t>
+      </w:r>
+      <w:r>
+        <w:t xml:space="preserve"> không có dòng mới (tệp này chỉ nhận cảnh báo/lỗi), </w:t>
+      </w:r>
+      <w:r>
+        <w:rPr>
+          <w:rFonts w:ascii="Consolas" w:hAnsi="Consolas" w:eastAsia="Consolas" w:cs="Consolas"/>
+          <w:sz w:val="21"/>
+        </w:rPr>
+        <w:t>dich_vu_core.ps1 -Lenh KiemTra</w:t>
+      </w:r>
+      <w:r>
+        <w:t xml:space="preserve"> đạt. Giao/thu tệp, VNC chưa thử ở bước này (API Desktop tương ứng làm ở GĐ6–GĐ7).</w:t>
       </w:r>
     </w:p>
     <w:p>
@@ -15198,14 +16942,7 @@
         <w:t xml:space="preserve">Nếu lỗi: </w:t>
       </w:r>
       <w:r>
-        <w:rPr>
-          <w:rFonts w:ascii="Consolas" w:hAnsi="Consolas" w:eastAsia="Consolas" w:cs="Consolas"/>
-          <w:sz w:val="21"/>
-        </w:rPr>
-        <w:t>validate</w:t>
-      </w:r>
-      <w:r>
-        <w:t xml:space="preserve"> báo lỗi cú pháp: không reload, sửa lại. Có bất kỳ dấu hiệu máy rớt: chép bản </w:t>
+        <w:t xml:space="preserve">Máy không lên Core sau 5 phút, hoặc số online toàn trường tụt: chép bản </w:t>
       </w:r>
       <w:r>
         <w:rPr>
@@ -15215,7 +16952,27 @@
         <w:t>.bak</w:t>
       </w:r>
       <w:r>
-        <w:t xml:space="preserve"> đè lại, reload.</w:t>
+        <w:t xml:space="preserve"> đè </w:t>
+      </w:r>
+      <w:r>
+        <w:rPr>
+          <w:rFonts w:ascii="Consolas" w:hAnsi="Consolas" w:eastAsia="Consolas" w:cs="Consolas"/>
+          <w:sz w:val="21"/>
+        </w:rPr>
+        <w:t>Caddyfile</w:t>
+      </w:r>
+      <w:r>
+        <w:t xml:space="preserve"> → </w:t>
+      </w:r>
+      <w:r>
+        <w:rPr>
+          <w:rFonts w:ascii="Consolas" w:hAnsi="Consolas" w:eastAsia="Consolas" w:cs="Consolas"/>
+          <w:sz w:val="21"/>
+        </w:rPr>
+        <w:t>.\caddy.exe reload --config .\Caddyfile</w:t>
+      </w:r>
+      <w:r>
+        <w:t>; máy phải về hub cũ trong 2 phút. Phân tích log rồi thử lại.</w:t>
       </w:r>
     </w:p>
     <w:p>
@@ -15234,7 +16991,7 @@
         <w:rPr>
           <w:b/>
         </w:rPr>
-        <w:t>3.3 Viết legacy_adapter</w:t>
+        <w:t>3.7 Diễn tập quay lui</w:t>
       </w:r>
     </w:p>
     <w:p>
@@ -15255,7 +17012,7 @@
           <w:color w:val="5B6966"/>
           <w:sz w:val="21"/>
         </w:rPr>
-        <w:t>C</w:t>
+        <w:t>H</w:t>
       </w:r>
       <w:r>
         <w:rPr>
@@ -15277,7 +17034,38 @@
           <w:color w:val="5B6966"/>
           <w:sz w:val="21"/>
         </w:rPr>
-        <w:t>3 tuần</w:t>
+        <w:t>30 phút</w:t>
+      </w:r>
+      <w:r>
+        <w:rPr>
+          <w:color w:val="5B6966"/>
+          <w:sz w:val="21"/>
+        </w:rPr>
+        <w:t xml:space="preserve"> · </w:t>
+      </w:r>
+      <w:r>
+        <w:rPr>
+          <w:b/>
+          <w:color w:val="B42318"/>
+          <w:sz w:val="21"/>
+        </w:rPr>
+        <w:t>[</w:t>
+      </w:r>
+      <w:r>
+        <w:rPr>
+          <w:b/>
+          <w:color w:val="B42318"/>
+          <w:sz w:val="21"/>
+        </w:rPr>
+        <w:t>§0</w:t>
+      </w:r>
+      <w:r>
+        <w:rPr>
+          <w:b/>
+          <w:color w:val="B42318"/>
+          <w:sz w:val="21"/>
+        </w:rPr>
+        <w:t xml:space="preserve">] </w:t>
       </w:r>
     </w:p>
     <w:p>
@@ -15307,17 +17095,27 @@
         <w:t xml:space="preserve">1. </w:t>
       </w:r>
       <w:r>
-        <w:t xml:space="preserve">Cấu trúc: </w:t>
-      </w:r>
-      <w:r>
-        <w:rPr>
-          <w:rFonts w:ascii="Consolas" w:hAnsi="Consolas" w:eastAsia="Consolas" w:cs="Consolas"/>
-          <w:sz w:val="21"/>
-        </w:rPr>
-        <w:t>app/legacy_adapter/{http_routes.py, socket_handlers.py, mapping.py, update_gate.py, results.py}</w:t>
-      </w:r>
-      <w:r>
-        <w:t>.</w:t>
+        <w:t xml:space="preserve">Bấm giờ. Xoá khối </w:t>
+      </w:r>
+      <w:r>
+        <w:rPr>
+          <w:rFonts w:ascii="Consolas" w:hAnsi="Consolas" w:eastAsia="Consolas" w:cs="Consolas"/>
+          <w:sz w:val="21"/>
+        </w:rPr>
+        <w:t>@core_canary</w:t>
+      </w:r>
+      <w:r>
+        <w:t xml:space="preserve"> + </w:t>
+      </w:r>
+      <w:r>
+        <w:rPr>
+          <w:rFonts w:ascii="Consolas" w:hAnsi="Consolas" w:eastAsia="Consolas" w:cs="Consolas"/>
+          <w:sz w:val="21"/>
+        </w:rPr>
+        <w:t>handle @core_canary</w:t>
+      </w:r>
+      <w:r>
+        <w:t xml:space="preserve"> → validate → reload.</w:t>
       </w:r>
     </w:p>
     <w:p>
@@ -15332,33 +17130,7 @@
         <w:t xml:space="preserve">2. </w:t>
       </w:r>
       <w:r>
-        <w:rPr>
-          <w:b/>
-        </w:rPr>
-        <w:t>Gắn tổ chức:</w:t>
-      </w:r>
-      <w:r>
-        <w:t xml:space="preserve"> mọi request v2 thuộc tổ chức trong setting </w:t>
-      </w:r>
-      <w:r>
-        <w:rPr>
-          <w:rFonts w:ascii="Consolas" w:hAnsi="Consolas" w:eastAsia="Consolas" w:cs="Consolas"/>
-          <w:sz w:val="21"/>
-        </w:rPr>
-        <w:t>legacy.tenant_code</w:t>
-      </w:r>
-      <w:r>
-        <w:t xml:space="preserve"> (= PHENIKAA). Chỉ nhận từ dải IP trong </w:t>
-      </w:r>
-      <w:r>
-        <w:rPr>
-          <w:rFonts w:ascii="Consolas" w:hAnsi="Consolas" w:eastAsia="Consolas" w:cs="Consolas"/>
-          <w:sz w:val="21"/>
-        </w:rPr>
-        <w:t>legacy.allowed_cidrs</w:t>
-      </w:r>
-      <w:r>
-        <w:t xml:space="preserve"> (giao thức v2 không có xác thực agent).</w:t>
+        <w:t>Theo dõi web cũ tới khi máy thử online lại; dừng đồng hồ.</w:t>
       </w:r>
     </w:p>
     <w:p>
@@ -15373,258 +17145,7 @@
         <w:t xml:space="preserve">3. </w:t>
       </w:r>
       <w:r>
-        <w:rPr>
-          <w:b/>
-        </w:rPr>
-        <w:t xml:space="preserve">Nhịp tim </w:t>
-      </w:r>
-      <w:r>
-        <w:rPr>
-          <w:rFonts w:ascii="Consolas" w:hAnsi="Consolas" w:eastAsia="Consolas" w:cs="Consolas"/>
-          <w:b/>
-          <w:sz w:val="21"/>
-        </w:rPr>
-        <w:t>/update</w:t>
-      </w:r>
-      <w:r>
-        <w:rPr>
-          <w:b/>
-        </w:rPr>
-        <w:t>:</w:t>
-      </w:r>
-      <w:r>
-        <w:t xml:space="preserve"> cập nhật RAM online (G4), ghi </w:t>
-      </w:r>
-      <w:r>
-        <w:rPr>
-          <w:rFonts w:ascii="Consolas" w:hAnsi="Consolas" w:eastAsia="Consolas" w:cs="Consolas"/>
-          <w:sz w:val="21"/>
-        </w:rPr>
-        <w:t>computers</w:t>
-      </w:r>
-      <w:r>
-        <w:t xml:space="preserve"> khi đổi trạng thái hoặc 60 giây/lần; trả về </w:t>
-      </w:r>
-      <w:r>
-        <w:rPr>
-          <w:b/>
-        </w:rPr>
-        <w:t>đúng</w:t>
-      </w:r>
-      <w:r>
-        <w:t xml:space="preserve"> định dạng hub cũ (theo fixture). Phân giải phòng bằng một hàm duy nhất có cache, tôn trọng </w:t>
-      </w:r>
-      <w:r>
-        <w:rPr>
-          <w:rFonts w:ascii="Consolas" w:hAnsi="Consolas" w:eastAsia="Consolas" w:cs="Consolas"/>
-          <w:sz w:val="21"/>
-        </w:rPr>
-        <w:t>room_override</w:t>
-      </w:r>
-      <w:r>
-        <w:t>.</w:t>
-      </w:r>
-    </w:p>
-    <w:p>
-      <w:pPr>
-        <w:ind w:left="1276" w:hanging="340"/>
-      </w:pPr>
-      <w:r>
-        <w:rPr>
-          <w:b/>
-          <w:color w:val="0B6E5F"/>
-        </w:rPr>
-        <w:t xml:space="preserve">4. </w:t>
-      </w:r>
-      <w:r>
-        <w:rPr>
-          <w:b/>
-        </w:rPr>
-        <w:t>Socket:</w:t>
-      </w:r>
-      <w:r>
-        <w:t xml:space="preserve"> </w:t>
-      </w:r>
-      <w:r>
-        <w:rPr>
-          <w:rFonts w:ascii="Consolas" w:hAnsi="Consolas" w:eastAsia="Consolas" w:cs="Consolas"/>
-          <w:sz w:val="21"/>
-        </w:rPr>
-        <w:t>register</w:t>
-      </w:r>
-      <w:r>
-        <w:t xml:space="preserve"> → join room </w:t>
-      </w:r>
-      <w:r>
-        <w:rPr>
-          <w:rFonts w:ascii="Consolas" w:hAnsi="Consolas" w:eastAsia="Consolas" w:cs="Consolas"/>
-          <w:sz w:val="21"/>
-        </w:rPr>
-        <w:t>host_&lt;HOSTNAME&gt;</w:t>
-      </w:r>
-      <w:r>
-        <w:t xml:space="preserve"> + ghi map host → sid; </w:t>
-      </w:r>
-      <w:r>
-        <w:rPr>
-          <w:rFonts w:ascii="Consolas" w:hAnsi="Consolas" w:eastAsia="Consolas" w:cs="Consolas"/>
-          <w:sz w:val="21"/>
-        </w:rPr>
-        <w:t>disconnect</w:t>
-      </w:r>
-      <w:r>
-        <w:t xml:space="preserve"> → đánh offline ngay; </w:t>
-      </w:r>
-      <w:r>
-        <w:rPr>
-          <w:rFonts w:ascii="Consolas" w:hAnsi="Consolas" w:eastAsia="Consolas" w:cs="Consolas"/>
-          <w:sz w:val="21"/>
-        </w:rPr>
-        <w:t>cmd_ack</w:t>
-      </w:r>
-      <w:r>
-        <w:t xml:space="preserve"> → xoá khỏi danh sách chờ.</w:t>
-      </w:r>
-    </w:p>
-    <w:p>
-      <w:pPr>
-        <w:ind w:left="1276" w:hanging="340"/>
-      </w:pPr>
-      <w:r>
-        <w:rPr>
-          <w:b/>
-          <w:color w:val="0B6E5F"/>
-        </w:rPr>
-        <w:t xml:space="preserve">5. </w:t>
-      </w:r>
-      <w:r>
-        <w:rPr>
-          <w:b/>
-        </w:rPr>
-        <w:t>Gửi lệnh:</w:t>
-      </w:r>
-      <w:r>
-        <w:t xml:space="preserve"> </w:t>
-      </w:r>
-      <w:r>
-        <w:rPr>
-          <w:rFonts w:ascii="Consolas" w:hAnsi="Consolas" w:eastAsia="Consolas" w:cs="Consolas"/>
-          <w:sz w:val="21"/>
-        </w:rPr>
-        <w:t>dispatch(host, payload)</w:t>
-      </w:r>
-      <w:r>
-        <w:t xml:space="preserve"> gắn </w:t>
-      </w:r>
-      <w:r>
-        <w:rPr>
-          <w:rFonts w:ascii="Consolas" w:hAnsi="Consolas" w:eastAsia="Consolas" w:cs="Consolas"/>
-          <w:sz w:val="21"/>
-        </w:rPr>
-        <w:t>command_id</w:t>
-      </w:r>
-      <w:r>
-        <w:t xml:space="preserve">, theo dõi ACK, gửi lại tối đa 3 lần; máy không có socket thì </w:t>
-      </w:r>
-      <w:r>
-        <w:rPr>
-          <w:b/>
-        </w:rPr>
-        <w:t>không broadcast</w:t>
-      </w:r>
-      <w:r>
-        <w:t>, trả lỗi "máy không còn kênh lệnh".</w:t>
-      </w:r>
-    </w:p>
-    <w:p>
-      <w:pPr>
-        <w:ind w:left="1276" w:hanging="340"/>
-      </w:pPr>
-      <w:r>
-        <w:rPr>
-          <w:b/>
-          <w:color w:val="0B6E5F"/>
-        </w:rPr>
-        <w:t xml:space="preserve">6. </w:t>
-      </w:r>
-      <w:r>
-        <w:rPr>
-          <w:b/>
-        </w:rPr>
-        <w:t>Kết quả bất đồng bộ</w:t>
-      </w:r>
-      <w:r>
-        <w:t xml:space="preserve"> (</w:t>
-      </w:r>
-      <w:r>
-        <w:rPr>
-          <w:rFonts w:ascii="Consolas" w:hAnsi="Consolas" w:eastAsia="Consolas" w:cs="Consolas"/>
-          <w:sz w:val="21"/>
-        </w:rPr>
-        <w:t>ps_bulk_result</w:t>
-      </w:r>
-      <w:r>
-        <w:t>, kết quả đăng nhập/terminal): lưu theo token trong MongoDB (không để RAM), phát realtime tới Desktop, có API poll.</w:t>
-      </w:r>
-    </w:p>
-    <w:p>
-      <w:pPr>
-        <w:ind w:left="1276" w:hanging="340"/>
-      </w:pPr>
-      <w:r>
-        <w:rPr>
-          <w:b/>
-          <w:color w:val="0B6E5F"/>
-        </w:rPr>
-        <w:t xml:space="preserve">7. </w:t>
-      </w:r>
-      <w:r>
-        <w:rPr>
-          <w:b/>
-        </w:rPr>
-        <w:t>Định danh phần cứng:</w:t>
-      </w:r>
-      <w:r>
-        <w:t xml:space="preserve"> bỏ qua serial rác (</w:t>
-      </w:r>
-      <w:r>
-        <w:rPr>
-          <w:rFonts w:ascii="Consolas" w:hAnsi="Consolas" w:eastAsia="Consolas" w:cs="Consolas"/>
-          <w:sz w:val="21"/>
-        </w:rPr>
-        <w:t>N/A</w:t>
-      </w:r>
-      <w:r>
-        <w:t xml:space="preserve">, </w:t>
-      </w:r>
-      <w:r>
-        <w:rPr>
-          <w:rFonts w:ascii="Consolas" w:hAnsi="Consolas" w:eastAsia="Consolas" w:cs="Consolas"/>
-          <w:sz w:val="21"/>
-        </w:rPr>
-        <w:t>...</w:t>
-      </w:r>
-      <w:r>
-        <w:t xml:space="preserve">, dài dưới 5 ký tự); trùng phần cứng thì ghi </w:t>
-      </w:r>
-      <w:r>
-        <w:rPr>
-          <w:rFonts w:ascii="Consolas" w:hAnsi="Consolas" w:eastAsia="Consolas" w:cs="Consolas"/>
-          <w:sz w:val="21"/>
-        </w:rPr>
-        <w:t>machine_events</w:t>
-      </w:r>
-      <w:r>
-        <w:t xml:space="preserve">, </w:t>
-      </w:r>
-      <w:r>
-        <w:rPr>
-          <w:b/>
-        </w:rPr>
-        <w:t>không xoá máy</w:t>
-      </w:r>
-      <w:r>
-        <w:t>.</w:t>
+        <w:t>Ghi biên bản: thời gian, người làm, điều bất thường. Đưa khối canary trở lại (bước 3.6).</w:t>
       </w:r>
     </w:p>
     <w:p>
@@ -15641,17 +17162,7 @@
         <w:t xml:space="preserve">Kiểm tra đạt: </w:t>
       </w:r>
       <w:r>
-        <w:t xml:space="preserve">Toàn bộ test </w:t>
-      </w:r>
-      <w:r>
-        <w:rPr>
-          <w:rFonts w:ascii="Consolas" w:hAnsi="Consolas" w:eastAsia="Consolas" w:cs="Consolas"/>
-          <w:sz w:val="21"/>
-        </w:rPr>
-        <w:t>contract_v2</w:t>
-      </w:r>
-      <w:r>
-        <w:t xml:space="preserve"> xanh; test tải giả lập 900 agent gửi nhịp tim mỗi 2 giây trong 30 phút: CPU Core dưới 50%, không rò bộ nhớ.</w:t>
+        <w:t>Máy về hub cũ dưới 2 phút, không phải đụng máy trạm.</w:t>
       </w:r>
     </w:p>
     <w:p>
@@ -15670,7 +17181,7 @@
         <w:rPr>
           <w:b/>
         </w:rPr>
-        <w:t>3.4 Cập nhật agent cũ phục vụ từ Core</w:t>
+        <w:t>3.8 Theo dõi 72 giờ</w:t>
       </w:r>
     </w:p>
     <w:p>
@@ -15691,7 +17202,7 @@
           <w:color w:val="5B6966"/>
           <w:sz w:val="21"/>
         </w:rPr>
-        <w:t>C</w:t>
+        <w:t>H</w:t>
       </w:r>
       <w:r>
         <w:rPr>
@@ -15718,7 +17229,6 @@
     </w:p>
     <w:p>
       <w:pPr>
-        <w:keepNext/>
         <w:spacing w:after="40"/>
         <w:ind w:left="425"/>
       </w:pPr>
@@ -15730,948 +17240,8 @@
         </w:rPr>
         <w:t xml:space="preserve">Thao tác: </w:t>
       </w:r>
-    </w:p>
-    <w:p>
-      <w:pPr>
-        <w:ind w:left="1276" w:hanging="340"/>
-      </w:pPr>
-      <w:r>
-        <w:rPr>
-          <w:b/>
-          <w:color w:val="0B6E5F"/>
-        </w:rPr>
-        <w:t xml:space="preserve">1. </w:t>
-      </w:r>
-      <w:r>
-        <w:t xml:space="preserve">Chép </w:t>
-      </w:r>
-      <w:r>
-        <w:rPr>
-          <w:rFonts w:ascii="Consolas" w:hAnsi="Consolas" w:eastAsia="Consolas" w:cs="Consolas"/>
-          <w:sz w:val="21"/>
-        </w:rPr>
-        <w:t>Client_Management.exe</w:t>
-      </w:r>
-      <w:r>
-        <w:t xml:space="preserve">, </w:t>
-      </w:r>
-      <w:r>
-        <w:rPr>
-          <w:rFonts w:ascii="Consolas" w:hAnsi="Consolas" w:eastAsia="Consolas" w:cs="Consolas"/>
-          <w:sz w:val="21"/>
-        </w:rPr>
-        <w:t>manifest.json</w:t>
-      </w:r>
-      <w:r>
-        <w:t xml:space="preserve">, </w:t>
-      </w:r>
-      <w:r>
-        <w:rPr>
-          <w:rFonts w:ascii="Consolas" w:hAnsi="Consolas" w:eastAsia="Consolas" w:cs="Consolas"/>
-          <w:sz w:val="21"/>
-        </w:rPr>
-        <w:t>version.txt</w:t>
-      </w:r>
-      <w:r>
-        <w:t xml:space="preserve"> từ </w:t>
-      </w:r>
-      <w:r>
-        <w:rPr>
-          <w:rFonts w:ascii="Consolas" w:hAnsi="Consolas" w:eastAsia="Consolas" w:cs="Consolas"/>
-          <w:sz w:val="21"/>
-        </w:rPr>
-        <w:t>D:\Backup\Moc0\updates</w:t>
-      </w:r>
-      <w:r>
-        <w:t xml:space="preserve"> vào kho tệp của Core (</w:t>
-      </w:r>
-      <w:r>
-        <w:rPr>
-          <w:rFonts w:ascii="Consolas" w:hAnsi="Consolas" w:eastAsia="Consolas" w:cs="Consolas"/>
-          <w:sz w:val="21"/>
-        </w:rPr>
-        <w:t>D:\PlatformData\updates\</w:t>
-      </w:r>
-      <w:r>
-        <w:t>).</w:t>
-      </w:r>
-    </w:p>
-    <w:p>
-      <w:pPr>
-        <w:ind w:left="1276" w:hanging="340"/>
-      </w:pPr>
-      <w:r>
-        <w:rPr>
-          <w:b/>
-          <w:color w:val="0B6E5F"/>
-        </w:rPr>
-        <w:t xml:space="preserve">2. </w:t>
-      </w:r>
-      <w:r>
-        <w:rPr>
-          <w:rFonts w:ascii="Consolas" w:hAnsi="Consolas" w:eastAsia="Consolas" w:cs="Consolas"/>
-          <w:sz w:val="21"/>
-        </w:rPr>
-        <w:t>/check_update</w:t>
-      </w:r>
-      <w:r>
-        <w:t xml:space="preserve"> và </w:t>
-      </w:r>
-      <w:r>
-        <w:rPr>
-          <w:rFonts w:ascii="Consolas" w:hAnsi="Consolas" w:eastAsia="Consolas" w:cs="Consolas"/>
-          <w:sz w:val="21"/>
-        </w:rPr>
-        <w:t>/download_setup</w:t>
-      </w:r>
-      <w:r>
-        <w:t xml:space="preserve"> trả đúng định dạng cũ; kiểm SHA-256 + size từ manifest.</w:t>
-      </w:r>
-    </w:p>
-    <w:p>
-      <w:pPr>
-        <w:ind w:left="1276" w:hanging="340"/>
-      </w:pPr>
-      <w:r>
-        <w:rPr>
-          <w:b/>
-          <w:color w:val="0B6E5F"/>
-        </w:rPr>
-        <w:t xml:space="preserve">3. </w:t>
-      </w:r>
-      <w:r>
-        <w:t xml:space="preserve">Cổng chia đợt đọc từ </w:t>
-      </w:r>
-      <w:r>
-        <w:rPr>
-          <w:rFonts w:ascii="Consolas" w:hAnsi="Consolas" w:eastAsia="Consolas" w:cs="Consolas"/>
-          <w:sz w:val="21"/>
-        </w:rPr>
-        <w:t>settings</w:t>
-      </w:r>
-      <w:r>
-        <w:t xml:space="preserve">: </w:t>
-      </w:r>
-      <w:r>
-        <w:rPr>
-          <w:rFonts w:ascii="Consolas" w:hAnsi="Consolas" w:eastAsia="Consolas" w:cs="Consolas"/>
-          <w:sz w:val="21"/>
-        </w:rPr>
-        <w:t>update.rollout_rooms</w:t>
-      </w:r>
-      <w:r>
-        <w:t xml:space="preserve">, </w:t>
-      </w:r>
-      <w:r>
-        <w:rPr>
-          <w:rFonts w:ascii="Consolas" w:hAnsi="Consolas" w:eastAsia="Consolas" w:cs="Consolas"/>
-          <w:sz w:val="21"/>
-        </w:rPr>
-        <w:t>update.rollout_percent</w:t>
-      </w:r>
-      <w:r>
-        <w:t xml:space="preserve">, </w:t>
-      </w:r>
-      <w:r>
-        <w:rPr>
-          <w:rFonts w:ascii="Consolas" w:hAnsi="Consolas" w:eastAsia="Consolas" w:cs="Consolas"/>
-          <w:sz w:val="21"/>
-        </w:rPr>
-        <w:t>update.all</w:t>
-      </w:r>
-      <w:r>
-        <w:t xml:space="preserve">. </w:t>
-      </w:r>
-      <w:r>
-        <w:rPr>
-          <w:b/>
-        </w:rPr>
-        <w:t>Mặc định tất cả tắt.</w:t>
-      </w:r>
-    </w:p>
-    <w:p>
-      <w:pPr>
-        <w:spacing w:after="40"/>
-        <w:ind w:left="425"/>
-      </w:pPr>
-      <w:r>
-        <w:rPr>
-          <w:b/>
-          <w:color w:val="5B6966"/>
-          <w:sz w:val="23"/>
-        </w:rPr>
-        <w:t xml:space="preserve">Kiểm tra đạt: </w:t>
-      </w:r>
-      <w:r>
-        <w:t xml:space="preserve">Máy thử (sau bước 3.6) gọi </w:t>
-      </w:r>
-      <w:r>
-        <w:rPr>
-          <w:rFonts w:ascii="Consolas" w:hAnsi="Consolas" w:eastAsia="Consolas" w:cs="Consolas"/>
-          <w:sz w:val="21"/>
-        </w:rPr>
-        <w:t>/check_update</w:t>
-      </w:r>
-      <w:r>
-        <w:t xml:space="preserve"> nhận "không có bản mới" khi các cổng tắt.</w:t>
-      </w:r>
-    </w:p>
-    <w:p>
-      <w:pPr>
-        <w:keepNext/>
-        <w:spacing w:before="160"/>
-      </w:pPr>
-      <w:r>
-        <w:rPr>
-          <w:b/>
-          <w:color w:val="0B6E5F"/>
-        </w:rPr>
-        <w:t xml:space="preserve">☐ </w:t>
-      </w:r>
-      <w:r>
-        <w:rPr>
-          <w:b/>
-        </w:rPr>
-        <w:t>3.5 Chuẩn bị trước khi chuyển máy thử</w:t>
-      </w:r>
-    </w:p>
-    <w:p>
-      <w:pPr>
-        <w:spacing w:after="40"/>
-        <w:ind w:left="425"/>
-      </w:pPr>
-      <w:r>
-        <w:rPr>
-          <w:color w:val="5B6966"/>
-          <w:sz w:val="21"/>
-        </w:rPr>
-        <w:t xml:space="preserve">Người làm: </w:t>
-      </w:r>
-      <w:r>
-        <w:rPr>
-          <w:b/>
-          <w:color w:val="5B6966"/>
-          <w:sz w:val="21"/>
-        </w:rPr>
-        <w:t>H, Q</w:t>
-      </w:r>
-      <w:r>
-        <w:rPr>
-          <w:color w:val="5B6966"/>
-          <w:sz w:val="21"/>
-        </w:rPr>
-        <w:t xml:space="preserve"> · </w:t>
-      </w:r>
-      <w:r>
-        <w:rPr>
-          <w:color w:val="5B6966"/>
-          <w:sz w:val="21"/>
-        </w:rPr>
-        <w:t xml:space="preserve">Thời lượng: </w:t>
-      </w:r>
-      <w:r>
-        <w:rPr>
-          <w:b/>
-          <w:color w:val="5B6966"/>
-          <w:sz w:val="21"/>
-        </w:rPr>
-        <w:t>0,5 ngày</w:t>
-      </w:r>
-    </w:p>
-    <w:p>
-      <w:pPr>
-        <w:keepNext/>
-        <w:spacing w:after="40"/>
-        <w:ind w:left="425"/>
-      </w:pPr>
-      <w:r>
-        <w:rPr>
-          <w:b/>
-          <w:color w:val="5B6966"/>
-          <w:sz w:val="23"/>
-        </w:rPr>
-        <w:t xml:space="preserve">Thao tác: </w:t>
-      </w:r>
-    </w:p>
-    <w:p>
-      <w:pPr>
-        <w:ind w:left="1276" w:hanging="340"/>
-      </w:pPr>
-      <w:r>
-        <w:rPr>
-          <w:b/>
-          <w:color w:val="0B6E5F"/>
-        </w:rPr>
-        <w:t xml:space="preserve">1. </w:t>
-      </w:r>
-      <w:r>
-        <w:t xml:space="preserve">Thêm hostname máy thử vào </w:t>
-      </w:r>
-      <w:r>
-        <w:rPr>
-          <w:rFonts w:ascii="Consolas" w:hAnsi="Consolas" w:eastAsia="Consolas" w:cs="Consolas"/>
-          <w:sz w:val="21"/>
-        </w:rPr>
-        <w:t>D:\Backup\baseline\canary_hosts.txt</w:t>
-      </w:r>
-      <w:r>
-        <w:t xml:space="preserve"> (script 0.7 sẽ không báo động khi máy này "biến mất" khỏi hub cũ).</w:t>
-      </w:r>
-    </w:p>
-    <w:p>
-      <w:pPr>
-        <w:ind w:left="1276" w:hanging="340"/>
-      </w:pPr>
-      <w:r>
-        <w:rPr>
-          <w:b/>
-          <w:color w:val="0B6E5F"/>
-        </w:rPr>
-        <w:t xml:space="preserve">2. </w:t>
-      </w:r>
-      <w:r>
-        <w:t>Báo người phụ trách phòng có máy thử: máy sẽ hiện offline trên web cũ.</w:t>
-      </w:r>
-    </w:p>
-    <w:p>
-      <w:pPr>
-        <w:ind w:left="1276" w:hanging="340"/>
-      </w:pPr>
-      <w:r>
-        <w:rPr>
-          <w:b/>
-          <w:color w:val="0B6E5F"/>
-        </w:rPr>
-        <w:t xml:space="preserve">3. </w:t>
-      </w:r>
-      <w:r>
-        <w:t xml:space="preserve">Thêm site Caddy </w:t>
-      </w:r>
-      <w:r>
-        <w:rPr>
-          <w:rFonts w:ascii="Consolas" w:hAnsi="Consolas" w:eastAsia="Consolas" w:cs="Consolas"/>
-          <w:sz w:val="21"/>
-        </w:rPr>
-        <w:t>:7443</w:t>
-      </w:r>
-      <w:r>
-        <w:t xml:space="preserve"> cho Desktop/kiểm thử trỏ về Core. Cấu hình hiện tại tắt automatic HTTPS, nên phải </w:t>
-      </w:r>
-      <w:r>
-        <w:rPr>
-          <w:b/>
-        </w:rPr>
-        <w:t xml:space="preserve">chép đúng dòng </w:t>
-      </w:r>
-      <w:r>
-        <w:rPr>
-          <w:rFonts w:ascii="Consolas" w:hAnsi="Consolas" w:eastAsia="Consolas" w:cs="Consolas"/>
-          <w:b/>
-          <w:sz w:val="21"/>
-        </w:rPr>
-        <w:t>tls …</w:t>
-      </w:r>
-      <w:r>
-        <w:rPr>
-          <w:b/>
-        </w:rPr>
-        <w:t xml:space="preserve"> đang có trong khối </w:t>
-      </w:r>
-      <w:r>
-        <w:rPr>
-          <w:rFonts w:ascii="Consolas" w:hAnsi="Consolas" w:eastAsia="Consolas" w:cs="Consolas"/>
-          <w:b/>
-          <w:sz w:val="21"/>
-        </w:rPr>
-        <w:t>:5443</w:t>
-      </w:r>
-      <w:r>
-        <w:t xml:space="preserve"> sang khối mới, nếu không cổng 7443 sẽ chạy HTTP thường: </w:t>
-      </w:r>
-    </w:p>
-    <w:p>
-      <w:pPr>
-        <w:pStyle w:val="CodeBlock"/>
-        <w:ind w:left="1389"/>
-        <w:shd w:val="clear" w:color="auto" w:fill="EEF3F1"/>
-      </w:pPr>
-      <w:r>
-        <w:t>:7443 {</w:t>
-      </w:r>
-    </w:p>
-    <w:p>
-      <w:pPr>
-        <w:pStyle w:val="CodeBlock"/>
-        <w:ind w:left="1389"/>
-        <w:shd w:val="clear" w:color="auto" w:fill="EEF3F1"/>
-      </w:pPr>
-      <w:r>
-        <w:t xml:space="preserve">    tls &lt;chép nguyên dòng tls của khối :5443&gt;</w:t>
-      </w:r>
-    </w:p>
-    <w:p>
-      <w:pPr>
-        <w:pStyle w:val="CodeBlock"/>
-        <w:ind w:left="1389"/>
-        <w:shd w:val="clear" w:color="auto" w:fill="EEF3F1"/>
-      </w:pPr>
-      <w:r>
-        <w:t xml:space="preserve">    reverse_proxy itm-core.phenikaamec.local:7009</w:t>
-      </w:r>
-    </w:p>
-    <w:p>
-      <w:pPr>
-        <w:pStyle w:val="CodeBlock"/>
-        <w:ind w:left="1389"/>
-        <w:shd w:val="clear" w:color="auto" w:fill="EEF3F1"/>
-      </w:pPr>
-      <w:r>
-        <w:t>}</w:t>
-      </w:r>
-    </w:p>
-    <w:p>
-      <w:pPr>
-        <w:spacing w:after="40"/>
-      </w:pPr>
-    </w:p>
-    <w:p>
-      <w:pPr>
-        <w:ind w:left="1276"/>
-      </w:pPr>
-      <w:r>
-        <w:t>validate → reload; mở tường lửa 7443 cho máy quản trị.</w:t>
-      </w:r>
-    </w:p>
-    <w:p>
-      <w:pPr>
-        <w:spacing w:after="40"/>
-        <w:ind w:left="425"/>
-      </w:pPr>
-      <w:r>
-        <w:rPr>
-          <w:b/>
-          <w:color w:val="5B6966"/>
-          <w:sz w:val="23"/>
-        </w:rPr>
-        <w:t xml:space="preserve">Kiểm tra đạt: </w:t>
-      </w:r>
-      <w:r>
-        <w:rPr>
-          <w:rFonts w:ascii="Consolas" w:hAnsi="Consolas" w:eastAsia="Consolas" w:cs="Consolas"/>
-          <w:sz w:val="21"/>
-        </w:rPr>
-        <w:t>https://&lt;máy-chủ&gt;:7443/docs</w:t>
-      </w:r>
-      <w:r>
-        <w:t xml:space="preserve"> mở được từ máy quản trị.</w:t>
-      </w:r>
-    </w:p>
-    <w:p>
-      <w:pPr>
-        <w:keepNext/>
-        <w:spacing w:before="160"/>
-      </w:pPr>
-      <w:r>
-        <w:rPr>
-          <w:b/>
-          <w:color w:val="0B6E5F"/>
-        </w:rPr>
-        <w:t xml:space="preserve">☐ </w:t>
-      </w:r>
-      <w:r>
-        <w:rPr>
-          <w:b/>
-        </w:rPr>
-        <w:t>3.6 Chuyển 1 máy thử sang Core bằng Caddy</w:t>
-      </w:r>
-    </w:p>
-    <w:p>
-      <w:pPr>
-        <w:spacing w:after="40"/>
-        <w:ind w:left="425"/>
-      </w:pPr>
-      <w:r>
-        <w:rPr>
-          <w:color w:val="5B6966"/>
-          <w:sz w:val="21"/>
-        </w:rPr>
-        <w:t xml:space="preserve">Người làm: </w:t>
-      </w:r>
-      <w:r>
-        <w:rPr>
-          <w:b/>
-          <w:color w:val="5B6966"/>
-          <w:sz w:val="21"/>
-        </w:rPr>
-        <w:t>H</w:t>
-      </w:r>
-      <w:r>
-        <w:rPr>
-          <w:color w:val="5B6966"/>
-          <w:sz w:val="21"/>
-        </w:rPr>
-        <w:t xml:space="preserve"> (C trực)</w:t>
-      </w:r>
-      <w:r>
-        <w:rPr>
-          <w:color w:val="5B6966"/>
-          <w:sz w:val="21"/>
-        </w:rPr>
-        <w:t xml:space="preserve"> · </w:t>
-      </w:r>
-      <w:r>
-        <w:rPr>
-          <w:color w:val="5B6966"/>
-          <w:sz w:val="21"/>
-        </w:rPr>
-        <w:t xml:space="preserve">Thời lượng: </w:t>
-      </w:r>
-      <w:r>
-        <w:rPr>
-          <w:b/>
-          <w:color w:val="5B6966"/>
-          <w:sz w:val="21"/>
-        </w:rPr>
-        <w:t>1 giờ + theo dõi</w:t>
-      </w:r>
-      <w:r>
-        <w:rPr>
-          <w:color w:val="5B6966"/>
-          <w:sz w:val="21"/>
-        </w:rPr>
-        <w:t xml:space="preserve"> · </w:t>
-      </w:r>
-      <w:r>
-        <w:rPr>
-          <w:b/>
-          <w:color w:val="B42318"/>
-          <w:sz w:val="21"/>
-        </w:rPr>
-        <w:t>[</w:t>
-      </w:r>
-      <w:r>
-        <w:rPr>
-          <w:b/>
-          <w:color w:val="B42318"/>
-          <w:sz w:val="21"/>
-        </w:rPr>
-        <w:t>§0</w:t>
-      </w:r>
-      <w:r>
-        <w:rPr>
-          <w:b/>
-          <w:color w:val="B42318"/>
-          <w:sz w:val="21"/>
-        </w:rPr>
-        <w:t xml:space="preserve">] </w:t>
-      </w:r>
-    </w:p>
-    <w:p>
-      <w:pPr>
-        <w:spacing w:after="40"/>
-        <w:ind w:left="425"/>
-      </w:pPr>
-      <w:r>
-        <w:rPr>
-          <w:b/>
-          <w:color w:val="5B6966"/>
-          <w:sz w:val="23"/>
-        </w:rPr>
-        <w:t xml:space="preserve">Cần có trước: </w:t>
-      </w:r>
-      <w:r>
-        <w:t>Bước 3.2–3.5 xong; ngoài giờ có lớp ở phòng chứa máy thử.</w:t>
-      </w:r>
-    </w:p>
-    <w:p>
-      <w:pPr>
-        <w:keepNext/>
-        <w:spacing w:after="40"/>
-        <w:ind w:left="425"/>
-      </w:pPr>
-      <w:r>
-        <w:rPr>
-          <w:b/>
-          <w:color w:val="5B6966"/>
-          <w:sz w:val="23"/>
-        </w:rPr>
-        <w:t xml:space="preserve">Thao tác: </w:t>
-      </w:r>
-    </w:p>
-    <w:p>
-      <w:pPr>
-        <w:ind w:left="1276" w:hanging="340"/>
-      </w:pPr>
-      <w:r>
-        <w:rPr>
-          <w:b/>
-          <w:color w:val="0B6E5F"/>
-        </w:rPr>
-        <w:t xml:space="preserve">1. </w:t>
-      </w:r>
-      <w:r>
-        <w:t xml:space="preserve">Chép </w:t>
-      </w:r>
-      <w:r>
-        <w:rPr>
-          <w:rFonts w:ascii="Consolas" w:hAnsi="Consolas" w:eastAsia="Consolas" w:cs="Consolas"/>
-          <w:sz w:val="21"/>
-        </w:rPr>
-        <w:t>D:\Caddy\Caddyfile</w:t>
-      </w:r>
-      <w:r>
-        <w:t xml:space="preserve"> → </w:t>
-      </w:r>
-      <w:r>
-        <w:rPr>
-          <w:rFonts w:ascii="Consolas" w:hAnsi="Consolas" w:eastAsia="Consolas" w:cs="Consolas"/>
-          <w:sz w:val="21"/>
-        </w:rPr>
-        <w:t>Caddyfile.bak-&lt;ngày&gt;-canary</w:t>
-      </w:r>
-      <w:r>
-        <w:t>.</w:t>
-      </w:r>
-    </w:p>
-    <w:p>
-      <w:pPr>
-        <w:ind w:left="1276" w:hanging="340"/>
-      </w:pPr>
-      <w:r>
-        <w:rPr>
-          <w:b/>
-          <w:color w:val="0B6E5F"/>
-        </w:rPr>
-        <w:t xml:space="preserve">2. </w:t>
-      </w:r>
-      <w:r>
-        <w:t xml:space="preserve">Trong khối </w:t>
-      </w:r>
-      <w:r>
-        <w:rPr>
-          <w:rFonts w:ascii="Consolas" w:hAnsi="Consolas" w:eastAsia="Consolas" w:cs="Consolas"/>
-          <w:sz w:val="21"/>
-        </w:rPr>
-        <w:t>:5443</w:t>
-      </w:r>
-      <w:r>
-        <w:t xml:space="preserve">, </w:t>
-      </w:r>
-      <w:r>
-        <w:rPr>
-          <w:b/>
-        </w:rPr>
-        <w:t>trước</w:t>
-      </w:r>
-      <w:r>
-        <w:t xml:space="preserve"> dòng </w:t>
-      </w:r>
-      <w:r>
-        <w:rPr>
-          <w:rFonts w:ascii="Consolas" w:hAnsi="Consolas" w:eastAsia="Consolas" w:cs="Consolas"/>
-          <w:sz w:val="21"/>
-        </w:rPr>
-        <w:t>handle @hub</w:t>
-      </w:r>
-      <w:r>
-        <w:t xml:space="preserve">, thêm: </w:t>
-      </w:r>
-    </w:p>
-    <w:p>
-      <w:pPr>
-        <w:pStyle w:val="CodeBlock"/>
-        <w:ind w:left="1389"/>
-        <w:shd w:val="clear" w:color="auto" w:fill="EEF3F1"/>
-      </w:pPr>
-      <w:r>
-        <w:t>@core_canary {</w:t>
-      </w:r>
-    </w:p>
-    <w:p>
-      <w:pPr>
-        <w:pStyle w:val="CodeBlock"/>
-        <w:ind w:left="1389"/>
-        <w:shd w:val="clear" w:color="auto" w:fill="EEF3F1"/>
-      </w:pPr>
-      <w:r>
-        <w:t xml:space="preserve">    client_ip 10.x.y.15/32</w:t>
-      </w:r>
-    </w:p>
-    <w:p>
-      <w:pPr>
-        <w:pStyle w:val="CodeBlock"/>
-        <w:ind w:left="1389"/>
-        <w:shd w:val="clear" w:color="auto" w:fill="EEF3F1"/>
-      </w:pPr>
-      <w:r>
-        <w:t xml:space="preserve">    not header User-Agent *Mozilla*</w:t>
-      </w:r>
-    </w:p>
-    <w:p>
-      <w:pPr>
-        <w:pStyle w:val="CodeBlock"/>
-        <w:ind w:left="1389"/>
-        <w:shd w:val="clear" w:color="auto" w:fill="EEF3F1"/>
-      </w:pPr>
-      <w:r>
-        <w:t>}</w:t>
-      </w:r>
-    </w:p>
-    <w:p>
-      <w:pPr>
-        <w:pStyle w:val="CodeBlock"/>
-        <w:ind w:left="1389"/>
-        <w:shd w:val="clear" w:color="auto" w:fill="EEF3F1"/>
-      </w:pPr>
-      <w:r>
-        <w:t>handle @core_canary {</w:t>
-      </w:r>
-    </w:p>
-    <w:p>
-      <w:pPr>
-        <w:pStyle w:val="CodeBlock"/>
-        <w:ind w:left="1389"/>
-        <w:shd w:val="clear" w:color="auto" w:fill="EEF3F1"/>
-      </w:pPr>
-      <w:r>
-        <w:t xml:space="preserve">    reverse_proxy itm-core.phenikaamec.local:7009</w:t>
-      </w:r>
-    </w:p>
-    <w:p>
-      <w:pPr>
-        <w:pStyle w:val="CodeBlock"/>
-        <w:ind w:left="1389"/>
-        <w:shd w:val="clear" w:color="auto" w:fill="EEF3F1"/>
-      </w:pPr>
-      <w:r>
-        <w:t>}</w:t>
-      </w:r>
-    </w:p>
-    <w:p>
-      <w:pPr>
-        <w:spacing w:after="40"/>
-      </w:pPr>
-    </w:p>
-    <w:p>
-      <w:pPr>
-        <w:ind w:left="1276" w:hanging="340"/>
-      </w:pPr>
-      <w:r>
-        <w:rPr>
-          <w:b/>
-          <w:color w:val="0B6E5F"/>
-        </w:rPr>
-        <w:t xml:space="preserve">3. </w:t>
-      </w:r>
-      <w:r>
-        <w:t xml:space="preserve">Kiểm và nạp: </w:t>
-      </w:r>
-    </w:p>
-    <w:p>
-      <w:pPr>
-        <w:pStyle w:val="CodeBlock"/>
-        <w:ind w:left="1389"/>
-        <w:shd w:val="clear" w:color="auto" w:fill="EEF3F1"/>
-      </w:pPr>
-      <w:r>
-        <w:t>cd D:\Caddy</w:t>
-      </w:r>
-    </w:p>
-    <w:p>
-      <w:pPr>
-        <w:pStyle w:val="CodeBlock"/>
-        <w:ind w:left="1389"/>
-        <w:shd w:val="clear" w:color="auto" w:fill="EEF3F1"/>
-      </w:pPr>
-      <w:r>
-        <w:t>.\caddy.exe validate --config .\Caddyfile</w:t>
-      </w:r>
-    </w:p>
-    <w:p>
-      <w:pPr>
-        <w:pStyle w:val="CodeBlock"/>
-        <w:ind w:left="1389"/>
-        <w:shd w:val="clear" w:color="auto" w:fill="EEF3F1"/>
-      </w:pPr>
-      <w:r>
-        <w:t>.\caddy.exe adapt --config .\Caddyfile --pretty &gt; .\adapt_check.json</w:t>
-      </w:r>
-    </w:p>
-    <w:p>
-      <w:pPr>
-        <w:pStyle w:val="CodeBlock"/>
-        <w:ind w:left="1389"/>
-        <w:shd w:val="clear" w:color="auto" w:fill="EEF3F1"/>
-      </w:pPr>
-      <w:r>
-        <w:t>.\caddy.exe reload --config .\Caddyfile</w:t>
-      </w:r>
-    </w:p>
-    <w:p>
-      <w:pPr>
-        <w:spacing w:after="40"/>
-      </w:pPr>
-    </w:p>
-    <w:p>
-      <w:pPr>
-        <w:ind w:left="1276"/>
-      </w:pPr>
-      <w:r>
-        <w:t xml:space="preserve">Mở </w:t>
-      </w:r>
-      <w:r>
-        <w:rPr>
-          <w:rFonts w:ascii="Consolas" w:hAnsi="Consolas" w:eastAsia="Consolas" w:cs="Consolas"/>
-          <w:sz w:val="21"/>
-        </w:rPr>
-        <w:t>adapt_check.json</w:t>
-      </w:r>
-      <w:r>
-        <w:t xml:space="preserve">, tìm </w:t>
-      </w:r>
-      <w:r>
-        <w:rPr>
-          <w:rFonts w:ascii="Consolas" w:hAnsi="Consolas" w:eastAsia="Consolas" w:cs="Consolas"/>
-          <w:sz w:val="21"/>
-        </w:rPr>
-        <w:t>core_canary</w:t>
-      </w:r>
-      <w:r>
-        <w:t xml:space="preserve">: khối này phải nằm trước khối chứa </w:t>
-      </w:r>
-      <w:r>
-        <w:rPr>
-          <w:rFonts w:ascii="Consolas" w:hAnsi="Consolas" w:eastAsia="Consolas" w:cs="Consolas"/>
-          <w:sz w:val="21"/>
-        </w:rPr>
-        <w:t>/socket.io/*</w:t>
-      </w:r>
-      <w:r>
-        <w:t xml:space="preserve"> của </w:t>
-      </w:r>
-      <w:r>
-        <w:rPr>
-          <w:rFonts w:ascii="Consolas" w:hAnsi="Consolas" w:eastAsia="Consolas" w:cs="Consolas"/>
-          <w:sz w:val="21"/>
-        </w:rPr>
-        <w:t>@hub</w:t>
-      </w:r>
-      <w:r>
-        <w:t>.</w:t>
-      </w:r>
-    </w:p>
-    <w:p>
-      <w:pPr>
-        <w:ind w:left="1276" w:hanging="340"/>
-      </w:pPr>
-      <w:r>
-        <w:rPr>
-          <w:b/>
-          <w:color w:val="0B6E5F"/>
-        </w:rPr>
-        <w:t xml:space="preserve">4. </w:t>
-      </w:r>
-      <w:r>
-        <w:t xml:space="preserve">Trong 2 phút: </w:t>
-      </w:r>
-      <w:r>
-        <w:rPr>
-          <w:rFonts w:ascii="Consolas" w:hAnsi="Consolas" w:eastAsia="Consolas" w:cs="Consolas"/>
-          <w:sz w:val="21"/>
-        </w:rPr>
-        <w:t>https://&lt;máy-chủ&gt;:7443/docs</w:t>
-      </w:r>
-      <w:r>
-        <w:t xml:space="preserve"> → API danh sách thiết bị → máy thử </w:t>
-      </w:r>
-      <w:r>
-        <w:rPr>
-          <w:b/>
-        </w:rPr>
-        <w:t>online</w:t>
-      </w:r>
-      <w:r>
-        <w:t xml:space="preserve">; trên web cũ máy thử </w:t>
-      </w:r>
-      <w:r>
-        <w:rPr>
-          <w:b/>
-        </w:rPr>
-        <w:t>offline</w:t>
-      </w:r>
-      <w:r>
-        <w:t>.</w:t>
-      </w:r>
-    </w:p>
-    <w:p>
-      <w:pPr>
-        <w:ind w:left="1276" w:hanging="340"/>
-      </w:pPr>
-      <w:r>
-        <w:rPr>
-          <w:b/>
-          <w:color w:val="0B6E5F"/>
-        </w:rPr>
-        <w:t xml:space="preserve">5. </w:t>
-      </w:r>
-      <w:r>
-        <w:t xml:space="preserve">Thử lệnh qua </w:t>
-      </w:r>
-      <w:r>
-        <w:rPr>
-          <w:rFonts w:ascii="Consolas" w:hAnsi="Consolas" w:eastAsia="Consolas" w:cs="Consolas"/>
-          <w:sz w:val="21"/>
-        </w:rPr>
-        <w:t>/docs</w:t>
-      </w:r>
-      <w:r>
-        <w:t xml:space="preserve"> (nút </w:t>
-      </w:r>
-      <w:r>
-        <w:rPr>
-          <w:b/>
-        </w:rPr>
-        <w:t>Try it out</w:t>
-      </w:r>
-      <w:r>
-        <w:t xml:space="preserve">): PowerShell </w:t>
-      </w:r>
-      <w:r>
-        <w:rPr>
-          <w:rFonts w:ascii="Consolas" w:hAnsi="Consolas" w:eastAsia="Consolas" w:cs="Consolas"/>
-          <w:sz w:val="21"/>
-        </w:rPr>
-        <w:t>hostname; whoami</w:t>
-      </w:r>
-      <w:r>
-        <w:t xml:space="preserve"> → trả tên máy và </w:t>
-      </w:r>
-      <w:r>
-        <w:rPr>
-          <w:rFonts w:ascii="Consolas" w:hAnsi="Consolas" w:eastAsia="Consolas" w:cs="Consolas"/>
-          <w:sz w:val="21"/>
-        </w:rPr>
-        <w:t>nt authority\system</w:t>
-      </w:r>
-      <w:r>
-        <w:t>. Thử giao một tệp nhỏ, mở VNC.</w:t>
-      </w:r>
-    </w:p>
-    <w:p>
-      <w:pPr>
-        <w:spacing w:after="40"/>
-        <w:ind w:left="425"/>
-      </w:pPr>
-      <w:r>
-        <w:rPr>
-          <w:b/>
-          <w:color w:val="5B6966"/>
-          <w:sz w:val="23"/>
-        </w:rPr>
-        <w:t xml:space="preserve">Kiểm tra đạt: </w:t>
-      </w:r>
-      <w:r>
-        <w:t xml:space="preserve">Máy online trên Core, lệnh chạy, không có lỗi trong </w:t>
+      <w:r>
+        <w:t xml:space="preserve">Sáng và chiều mỗi ngày ghi: máy thử online trên Core? · số dòng lỗi mới trong </w:t>
       </w:r>
       <w:r>
         <w:rPr>
@@ -16681,342 +17251,17 @@
         <w:t>core-err.log</w:t>
       </w:r>
       <w:r>
-        <w:t>.</w:t>
-      </w:r>
-    </w:p>
-    <w:p>
-      <w:pPr>
-        <w:spacing w:after="40"/>
-        <w:ind w:left="425"/>
-      </w:pPr>
-      <w:r>
-        <w:rPr>
-          <w:b/>
-          <w:color w:val="5B6966"/>
-          <w:sz w:val="23"/>
-        </w:rPr>
-        <w:t xml:space="preserve">Nếu lỗi: </w:t>
-      </w:r>
-      <w:r>
-        <w:t xml:space="preserve">Máy không lên Core sau 5 phút: chép bản </w:t>
-      </w:r>
-      <w:r>
-        <w:rPr>
-          <w:rFonts w:ascii="Consolas" w:hAnsi="Consolas" w:eastAsia="Consolas" w:cs="Consolas"/>
-          <w:sz w:val="21"/>
-        </w:rPr>
-        <w:t>.bak</w:t>
-      </w:r>
-      <w:r>
-        <w:t xml:space="preserve"> đè </w:t>
-      </w:r>
-      <w:r>
-        <w:rPr>
-          <w:rFonts w:ascii="Consolas" w:hAnsi="Consolas" w:eastAsia="Consolas" w:cs="Consolas"/>
-          <w:sz w:val="21"/>
-        </w:rPr>
-        <w:t>Caddyfile</w:t>
-      </w:r>
-      <w:r>
-        <w:t>, reload; máy phải về hub cũ trong 2 phút. Phân tích log rồi thử lại.</w:t>
-      </w:r>
-    </w:p>
-    <w:p>
-      <w:pPr>
-        <w:keepNext/>
-        <w:spacing w:before="160"/>
-      </w:pPr>
-      <w:r>
-        <w:rPr>
-          <w:b/>
-          <w:color w:val="0B6E5F"/>
-        </w:rPr>
-        <w:t xml:space="preserve">☐ </w:t>
-      </w:r>
-      <w:r>
-        <w:rPr>
-          <w:b/>
-        </w:rPr>
-        <w:t>3.7 Diễn tập quay lui</w:t>
-      </w:r>
-    </w:p>
-    <w:p>
-      <w:pPr>
-        <w:spacing w:after="40"/>
-        <w:ind w:left="425"/>
-      </w:pPr>
-      <w:r>
-        <w:rPr>
-          <w:color w:val="5B6966"/>
-          <w:sz w:val="21"/>
-        </w:rPr>
-        <w:t xml:space="preserve">Người làm: </w:t>
-      </w:r>
-      <w:r>
-        <w:rPr>
-          <w:b/>
-          <w:color w:val="5B6966"/>
-          <w:sz w:val="21"/>
-        </w:rPr>
-        <w:t>H</w:t>
-      </w:r>
-      <w:r>
-        <w:rPr>
-          <w:color w:val="5B6966"/>
-          <w:sz w:val="21"/>
-        </w:rPr>
-        <w:t xml:space="preserve"> · </w:t>
-      </w:r>
-      <w:r>
-        <w:rPr>
-          <w:color w:val="5B6966"/>
-          <w:sz w:val="21"/>
-        </w:rPr>
-        <w:t xml:space="preserve">Thời lượng: </w:t>
-      </w:r>
-      <w:r>
-        <w:rPr>
-          <w:b/>
-          <w:color w:val="5B6966"/>
-          <w:sz w:val="21"/>
-        </w:rPr>
-        <w:t>30 phút</w:t>
-      </w:r>
-      <w:r>
-        <w:rPr>
-          <w:color w:val="5B6966"/>
-          <w:sz w:val="21"/>
-        </w:rPr>
-        <w:t xml:space="preserve"> · </w:t>
-      </w:r>
-      <w:r>
-        <w:rPr>
-          <w:b/>
-          <w:color w:val="B42318"/>
-          <w:sz w:val="21"/>
-        </w:rPr>
-        <w:t>[</w:t>
-      </w:r>
-      <w:r>
-        <w:rPr>
-          <w:b/>
-          <w:color w:val="B42318"/>
-          <w:sz w:val="21"/>
-        </w:rPr>
-        <w:t>§0</w:t>
-      </w:r>
-      <w:r>
-        <w:rPr>
-          <w:b/>
-          <w:color w:val="B42318"/>
-          <w:sz w:val="21"/>
-        </w:rPr>
-        <w:t xml:space="preserve">] </w:t>
-      </w:r>
-    </w:p>
-    <w:p>
-      <w:pPr>
-        <w:keepNext/>
-        <w:spacing w:after="40"/>
-        <w:ind w:left="425"/>
-      </w:pPr>
-      <w:r>
-        <w:rPr>
-          <w:b/>
-          <w:color w:val="5B6966"/>
-          <w:sz w:val="23"/>
-        </w:rPr>
-        <w:t xml:space="preserve">Thao tác: </w:t>
-      </w:r>
-    </w:p>
-    <w:p>
-      <w:pPr>
-        <w:ind w:left="1276" w:hanging="340"/>
-      </w:pPr>
-      <w:r>
-        <w:rPr>
-          <w:b/>
-          <w:color w:val="0B6E5F"/>
-        </w:rPr>
-        <w:t xml:space="preserve">1. </w:t>
-      </w:r>
-      <w:r>
-        <w:t xml:space="preserve">Bấm giờ. Xoá khối </w:t>
-      </w:r>
-      <w:r>
-        <w:rPr>
-          <w:rFonts w:ascii="Consolas" w:hAnsi="Consolas" w:eastAsia="Consolas" w:cs="Consolas"/>
-          <w:sz w:val="21"/>
-        </w:rPr>
-        <w:t>@core_canary</w:t>
-      </w:r>
-      <w:r>
-        <w:t xml:space="preserve"> + </w:t>
-      </w:r>
-      <w:r>
-        <w:rPr>
-          <w:rFonts w:ascii="Consolas" w:hAnsi="Consolas" w:eastAsia="Consolas" w:cs="Consolas"/>
-          <w:sz w:val="21"/>
-        </w:rPr>
-        <w:t>handle @core_canary</w:t>
-      </w:r>
-      <w:r>
-        <w:t xml:space="preserve"> → validate → reload.</w:t>
-      </w:r>
-    </w:p>
-    <w:p>
-      <w:pPr>
-        <w:ind w:left="1276" w:hanging="340"/>
-      </w:pPr>
-      <w:r>
-        <w:rPr>
-          <w:b/>
-          <w:color w:val="0B6E5F"/>
-        </w:rPr>
-        <w:t xml:space="preserve">2. </w:t>
-      </w:r>
-      <w:r>
-        <w:t>Theo dõi web cũ tới khi máy thử online lại; dừng đồng hồ.</w:t>
-      </w:r>
-    </w:p>
-    <w:p>
-      <w:pPr>
-        <w:ind w:left="1276" w:hanging="340"/>
-      </w:pPr>
-      <w:r>
-        <w:rPr>
-          <w:b/>
-          <w:color w:val="0B6E5F"/>
-        </w:rPr>
-        <w:t xml:space="preserve">3. </w:t>
-      </w:r>
-      <w:r>
-        <w:t>Ghi biên bản: thời gian, người làm, điều bất thường. Đưa khối canary trở lại (bước 3.6).</w:t>
-      </w:r>
-    </w:p>
-    <w:p>
-      <w:pPr>
-        <w:spacing w:after="40"/>
-        <w:ind w:left="425"/>
-      </w:pPr>
-      <w:r>
-        <w:rPr>
-          <w:b/>
-          <w:color w:val="5B6966"/>
-          <w:sz w:val="23"/>
-        </w:rPr>
-        <w:t xml:space="preserve">Kiểm tra đạt: </w:t>
-      </w:r>
-      <w:r>
-        <w:t>Máy về hub cũ dưới 2 phút, không phải đụng máy trạm.</w:t>
-      </w:r>
-    </w:p>
-    <w:p>
-      <w:pPr>
-        <w:keepNext/>
-        <w:spacing w:before="160"/>
-      </w:pPr>
-      <w:r>
-        <w:rPr>
-          <w:b/>
-          <w:color w:val="0B6E5F"/>
-        </w:rPr>
-        <w:t xml:space="preserve">☐ </w:t>
-      </w:r>
-      <w:r>
-        <w:rPr>
-          <w:b/>
-        </w:rPr>
-        <w:t>3.8 Theo dõi 72 giờ</w:t>
-      </w:r>
-    </w:p>
-    <w:p>
-      <w:pPr>
-        <w:spacing w:after="40"/>
-        <w:ind w:left="425"/>
-      </w:pPr>
-      <w:r>
-        <w:rPr>
-          <w:color w:val="5B6966"/>
-          <w:sz w:val="21"/>
-        </w:rPr>
-        <w:t xml:space="preserve">Người làm: </w:t>
-      </w:r>
-      <w:r>
-        <w:rPr>
-          <w:b/>
-          <w:color w:val="5B6966"/>
-          <w:sz w:val="21"/>
-        </w:rPr>
-        <w:t>H</w:t>
-      </w:r>
-      <w:r>
-        <w:rPr>
-          <w:color w:val="5B6966"/>
-          <w:sz w:val="21"/>
-        </w:rPr>
-        <w:t xml:space="preserve"> · </w:t>
-      </w:r>
-      <w:r>
-        <w:rPr>
-          <w:color w:val="5B6966"/>
-          <w:sz w:val="21"/>
-        </w:rPr>
-        <w:t xml:space="preserve">Thời lượng: </w:t>
-      </w:r>
-      <w:r>
-        <w:rPr>
-          <w:b/>
-          <w:color w:val="5B6966"/>
-          <w:sz w:val="21"/>
-        </w:rPr>
-        <w:t>3 ngày</w:t>
-      </w:r>
-    </w:p>
-    <w:p>
-      <w:pPr>
-        <w:spacing w:after="40"/>
-        <w:ind w:left="425"/>
-      </w:pPr>
-      <w:r>
-        <w:rPr>
-          <w:b/>
-          <w:color w:val="5B6966"/>
-          <w:sz w:val="23"/>
-        </w:rPr>
-        <w:t xml:space="preserve">Thao tác: </w:t>
-      </w:r>
-      <w:r>
-        <w:t xml:space="preserve">Sáng và chiều mỗi ngày ghi: máy thử online trên Core? · số dòng lỗi mới trong </w:t>
-      </w:r>
-      <w:r>
-        <w:rPr>
-          <w:rFonts w:ascii="Consolas" w:hAnsi="Consolas" w:eastAsia="Consolas" w:cs="Consolas"/>
-          <w:sz w:val="21"/>
-        </w:rPr>
-        <w:t>core-err.log</w:t>
-      </w:r>
-      <w:r>
-        <w:t xml:space="preserve"> · RAM tiến trình Core (Task Manager → </w:t>
-      </w:r>
-      <w:r>
-        <w:rPr>
-          <w:b/>
-        </w:rPr>
-        <w:t>Details</w:t>
-      </w:r>
-      <w:r>
-        <w:t xml:space="preserve"> → </w:t>
-      </w:r>
-      <w:r>
-        <w:rPr>
-          <w:rFonts w:ascii="Consolas" w:hAnsi="Consolas" w:eastAsia="Consolas" w:cs="Consolas"/>
-          <w:sz w:val="21"/>
-        </w:rPr>
-        <w:t>python.exe</w:t>
-      </w:r>
-      <w:r>
-        <w:t>) · số máy online toàn trường so với baseline · một lệnh thử.</w:t>
+        <w:t xml:space="preserve"> · RAM tiến trình Core: </w:t>
+      </w:r>
+      <w:r>
+        <w:rPr>
+          <w:rFonts w:ascii="Consolas" w:hAnsi="Consolas" w:eastAsia="Consolas" w:cs="Consolas"/>
+          <w:sz w:val="21"/>
+        </w:rPr>
+        <w:t>(Get-Process -Id (Get-NetTCPConnection -LocalPort 7009 -State Listen).OwningProcess).WorkingSet64/1MB</w:t>
+      </w:r>
+      <w:r>
+        <w:t xml:space="preserve"> · số máy online toàn trường so với baseline · một lệnh thử.</w:t>
       </w:r>
     </w:p>
     <w:p>
@@ -18369,7 +18614,7 @@
           <w:rFonts w:ascii="Consolas" w:hAnsi="Consolas" w:eastAsia="Consolas" w:cs="Consolas"/>
           <w:sz w:val="21"/>
         </w:rPr>
-        <w:t>cd D:\Platform</w:t>
+        <w:t>cd D:\ITSupportPlatform</w:t>
       </w:r>
       <w:r>
         <w:t xml:space="preserve"> → </w:t>
@@ -22577,7 +22822,7 @@
           <w:rFonts w:ascii="Consolas" w:hAnsi="Consolas" w:eastAsia="Consolas" w:cs="Consolas"/>
           <w:sz w:val="21"/>
         </w:rPr>
-        <w:t>D:\PlatformData\tenants\&lt;tenant_id&gt;\{work,collected,thu,chat,report,temp}</w:t>
+        <w:t>D:\ITSupportPlatformData\tenants\&lt;tenant_id&gt;\{work,collected,thu,chat,report,temp}</w:t>
       </w:r>
       <w:r>
         <w:t xml:space="preserve">; khoá luôn bắt đầu bằng </w:t>
@@ -26158,7 +26403,7 @@
           <w:rFonts w:ascii="Consolas" w:hAnsi="Consolas" w:eastAsia="Consolas" w:cs="Consolas"/>
           <w:sz w:val="21"/>
         </w:rPr>
-        <w:t>D:\Platform\CLAUDE.md</w:t>
+        <w:t>D:\ITSupportPlatform\CLAUDE.md</w:t>
       </w:r>
       <w:r>
         <w:t xml:space="preserve"> là tài liệu chính; giữ bản cài hệ cũ thêm 3 tháng rồi mới gỡ.</w:t>
@@ -28209,7 +28454,7 @@
           <w:rFonts w:ascii="Consolas" w:hAnsi="Consolas" w:eastAsia="Consolas" w:cs="Consolas"/>
           <w:sz w:val="21"/>
         </w:rPr>
-        <w:t>D:\PlatformSecrets</w:t>
+        <w:t>D:\ITSupportPlatformSecrets</w:t>
       </w:r>
       <w:r>
         <w:t>; khoá công khai của Core đóng gói sẵn trong bộ cài agent.</w:t>

--- a/docs/plan/SoTay_ThucHien_ITMonitor_SaaS.docx
+++ b/docs/plan/SoTay_ThucHien_ITMonitor_SaaS.docx
@@ -3478,23 +3478,6 @@
     </w:p>
     <w:p>
       <w:pPr>
-        <w:spacing w:after="40"/>
-        <w:ind w:left="425"/>
-      </w:pPr>
-      <w:r>
-        <w:rPr>
-          <w:b/>
-          <w:color w:val="5B6966"/>
-          <w:sz w:val="23"/>
-        </w:rPr>
-        <w:t xml:space="preserve">Mục đích: </w:t>
-      </w:r>
-      <w:r>
-        <w:t>Suốt thời gian chuyển đổi, luôn có bản sao không quá 24 giờ; đồng thời là ảnh chụp danh sách máy để đối chiếu (bài học 10.21). Script chỉ đọc CSDL, không sửa mã hệ cũ.</w:t>
-      </w:r>
-    </w:p>
-    <w:p>
-      <w:pPr>
         <w:keepNext/>
         <w:spacing w:after="40"/>
         <w:ind w:left="425"/>
@@ -3505,6 +3488,133 @@
           <w:color w:val="5B6966"/>
           <w:sz w:val="23"/>
         </w:rPr>
+        <w:t xml:space="preserve">Cách nhanh: </w:t>
+      </w:r>
+    </w:p>
+    <w:p>
+      <w:pPr>
+        <w:ind w:left="850"/>
+      </w:pPr>
+      <w:r>
+        <w:rPr>
+          <w:b/>
+        </w:rPr>
+        <w:t>Đã có script cài tự động (02/10/2026)</w:t>
+      </w:r>
+      <w:r>
+        <w:t xml:space="preserve"> — làm luôn cả 0.6 và 0.7 trong một lần, PowerShell </w:t>
+      </w:r>
+      <w:r>
+        <w:rPr>
+          <w:b/>
+        </w:rPr>
+        <w:t>Run as Administrator</w:t>
+      </w:r>
+      <w:r>
+        <w:t xml:space="preserve">: </w:t>
+      </w:r>
+    </w:p>
+    <w:p>
+      <w:pPr>
+        <w:pStyle w:val="CodeBlock"/>
+        <w:ind w:left="964"/>
+        <w:shd w:val="clear" w:color="auto" w:fill="EEF3F1"/>
+      </w:pPr>
+      <w:r>
+        <w:t>Set-ExecutionPolicy -Scope Process Bypass -Force; &amp; D:\ITSupportPlatform\platform-deployment\ops\cai_dat_ops.ps1 -Lenh CaiDat</w:t>
+      </w:r>
+    </w:p>
+    <w:p>
+      <w:pPr>
+        <w:spacing w:after="40"/>
+      </w:pPr>
+    </w:p>
+    <w:p>
+      <w:pPr>
+        <w:ind w:left="850"/>
+      </w:pPr>
+      <w:r>
+        <w:t xml:space="preserve">Script sao lưu bằng API backup của SQLite từ kết nối </w:t>
+      </w:r>
+      <w:r>
+        <w:rPr>
+          <w:b/>
+        </w:rPr>
+        <w:t>chỉ đọc</w:t>
+      </w:r>
+      <w:r>
+        <w:t xml:space="preserve"> (CSDL hệ cũ chạy WAL — tệp </w:t>
+      </w:r>
+      <w:r>
+        <w:rPr>
+          <w:rFonts w:ascii="Consolas" w:hAnsi="Consolas" w:eastAsia="Consolas" w:cs="Consolas"/>
+          <w:sz w:val="21"/>
+        </w:rPr>
+        <w:t>-wal</w:t>
+      </w:r>
+      <w:r>
+        <w:t xml:space="preserve"> có lúc lớn hơn tệp chính nên chép tệp thô sẽ mất dữ liệu), kiểm </w:t>
+      </w:r>
+      <w:r>
+        <w:rPr>
+          <w:rFonts w:ascii="Consolas" w:hAnsi="Consolas" w:eastAsia="Consolas" w:cs="Consolas"/>
+          <w:sz w:val="21"/>
+        </w:rPr>
+        <w:t>integrity_check</w:t>
+      </w:r>
+      <w:r>
+        <w:t xml:space="preserve">, giữ 14 bản + ảnh chụp danh sách máy </w:t>
+      </w:r>
+      <w:r>
+        <w:rPr>
+          <w:rFonts w:ascii="Consolas" w:hAnsi="Consolas" w:eastAsia="Consolas" w:cs="Consolas"/>
+          <w:sz w:val="21"/>
+        </w:rPr>
+        <w:t>may_&lt;ngày&gt;.csv</w:t>
+      </w:r>
+      <w:r>
+        <w:t xml:space="preserve">. Đo thật: 889 máy, 29 MB, ≈ 1 giây. Mã nguồn + test: </w:t>
+      </w:r>
+      <w:r>
+        <w:rPr>
+          <w:rFonts w:ascii="Consolas" w:hAnsi="Consolas" w:eastAsia="Consolas" w:cs="Consolas"/>
+          <w:sz w:val="21"/>
+        </w:rPr>
+        <w:t>platform-deployment\ops\sao_luu_csdl_cu.py</w:t>
+      </w:r>
+      <w:r>
+        <w:t>. Các thao tác tay bên dưới giữ lại để đối chiếu.</w:t>
+      </w:r>
+    </w:p>
+    <w:p>
+      <w:pPr>
+        <w:spacing w:after="40"/>
+        <w:ind w:left="425"/>
+      </w:pPr>
+      <w:r>
+        <w:rPr>
+          <w:b/>
+          <w:color w:val="5B6966"/>
+          <w:sz w:val="23"/>
+        </w:rPr>
+        <w:t xml:space="preserve">Mục đích: </w:t>
+      </w:r>
+      <w:r>
+        <w:t>Suốt thời gian chuyển đổi, luôn có bản sao không quá 24 giờ; đồng thời là ảnh chụp danh sách máy để đối chiếu (bài học 10.21). Script chỉ đọc CSDL, không sửa mã hệ cũ.</w:t>
+      </w:r>
+    </w:p>
+    <w:p>
+      <w:pPr>
+        <w:keepNext/>
+        <w:spacing w:after="40"/>
+        <w:ind w:left="425"/>
+      </w:pPr>
+      <w:r>
+        <w:rPr>
+          <w:b/>
+          <w:color w:val="5B6966"/>
+          <w:sz w:val="23"/>
+        </w:rPr>
         <w:t xml:space="preserve">Thao tác: </w:t>
       </w:r>
     </w:p>
@@ -3998,6 +4108,72 @@
           <w:sz w:val="21"/>
         </w:rPr>
         <w:t xml:space="preserve">] </w:t>
+      </w:r>
+    </w:p>
+    <w:p>
+      <w:pPr>
+        <w:spacing w:after="40"/>
+        <w:ind w:left="425"/>
+      </w:pPr>
+      <w:r>
+        <w:rPr>
+          <w:b/>
+          <w:color w:val="5B6966"/>
+          <w:sz w:val="23"/>
+        </w:rPr>
+        <w:t xml:space="preserve">Cách nhanh: </w:t>
+      </w:r>
+      <w:r>
+        <w:t>Cùng lệnh với 0.6 (</w:t>
+      </w:r>
+      <w:r>
+        <w:rPr>
+          <w:rFonts w:ascii="Consolas" w:hAnsi="Consolas" w:eastAsia="Consolas" w:cs="Consolas"/>
+          <w:sz w:val="21"/>
+        </w:rPr>
+        <w:t>cai_dat_ops.ps1 -Lenh CaiDat</w:t>
+      </w:r>
+      <w:r>
+        <w:t xml:space="preserve">): tự lấy token nội bộ + Telegram từ hệ cũ (chỉ đọc) vào </w:t>
+      </w:r>
+      <w:r>
+        <w:rPr>
+          <w:rFonts w:ascii="Consolas" w:hAnsi="Consolas" w:eastAsia="Consolas" w:cs="Consolas"/>
+          <w:sz w:val="21"/>
+        </w:rPr>
+        <w:t>D:\ITSupportPlatformSecrets</w:t>
+      </w:r>
+      <w:r>
+        <w:t xml:space="preserve"> (khoá quyền SYSTEM + Administrators), đăng ký tác vụ chạy mỗi phút, gửi tin thử Telegram. Bản Python (</w:t>
+      </w:r>
+      <w:r>
+        <w:rPr>
+          <w:rFonts w:ascii="Consolas" w:hAnsi="Consolas" w:eastAsia="Consolas" w:cs="Consolas"/>
+          <w:sz w:val="21"/>
+        </w:rPr>
+        <w:t>platform-deployment\ops\canh_bao_online.py</w:t>
+      </w:r>
+      <w:r>
+        <w:t xml:space="preserve">, có test) thay cho bản PowerShell bên dưới và thêm: </w:t>
+      </w:r>
+      <w:r>
+        <w:rPr>
+          <w:b/>
+        </w:rPr>
+        <w:t>báo ngay khi không gọi được hub 2 lần liên tiếp</w:t>
+      </w:r>
+      <w:r>
+        <w:t xml:space="preserve">, báo khi hub hồi lại. Kiểm bất cứ lúc nào: </w:t>
+      </w:r>
+      <w:r>
+        <w:rPr>
+          <w:rFonts w:ascii="Consolas" w:hAnsi="Consolas" w:eastAsia="Consolas" w:cs="Consolas"/>
+          <w:sz w:val="21"/>
+        </w:rPr>
+        <w:t>cai_dat_ops.ps1 -Lenh KiemTra</w:t>
+      </w:r>
+      <w:r>
+        <w:t>.</w:t>
       </w:r>
     </w:p>
     <w:p>
